--- a/work/mssboa-design/out/Response_to_Reviewer_1.docx
+++ b/work/mssboa-design/out/Response_to_Reviewer_1.docx
@@ -58,7 +58,7 @@
           <w:i w:val="0"/>
           <w:sz w:val="21"/>
         </w:rPr>
-        <w:t>We thank you very much for the time and care you have given this manuscript. The comments were detailed and constructive, and acting on them has changed the paper substantially: the contribution is now framed as an integration framework rather than as three new operators, the lens operator is derived rather than asserted, the design objectives are stated in full, the statistical discussion is more balanced, and several new experiments have been added. Our point-by-point responses follow. All changes made in response to your comments are marked in RED in the revised manuscript. Changes prompted by Reviewer 2 are in blue and those prompted by Reviewer 3 are in green, so that the three sets of revisions can be told apart at a glance.</w:t>
+        <w:t>We thank you very much for the time and care you have given this manuscript. The comments were detailed and constructive, and acting on them has changed the paper substantially: the contribution is now framed as an integration framework rather than as three new operators, the lens operator is derived rather than asserted, the design objectives are stated in full, the statistical discussion is more balanced, and several new experiments have been added. Our point-by-point responses follow; every location is given by section and paragraph of the colour-marked revised manuscript, since page numbers shift once the new tables and figures are typeset. All changes made in response to your comments are marked in RED in the revised manuscript. Changes prompted by Reviewer 2 are in blue and those prompted by Reviewer 3 are in green, so that the three sets of revisions can be told apart at a glance.</w:t>
       </w:r>
     </w:p>
     <w:p>
@@ -147,7 +147,7 @@
           <w:color w:val="C00000"/>
           <w:sz w:val="21"/>
         </w:rPr>
-        <w:t>Specifically, we have made three changes. (i) The Abstract (page 1, paragraph 2, lines 12-20) and contribution (1) in the Introduction (page 3, paragraph 3) now state explicitly that the contribution is "a novel integration framework" and that no claim of novelty is made for the individual operators; the old wording of contribution (1) is shown struck through so the change is visible. (ii) A new Section 3.6, "Novelty of the proposed integration framework" (page 9), sets out the three design decisions that distinguish this framework - the disjoint application policy that confines refraction to the inferior subpopulation and mutation to the elite, the derivation of the lens factor as a schedule with two exposed and tuned exponents, and the placement of the operators at the points of the SBOA iteration where the base algorithm is weakest. (iii) New Table 2 in that section states, operator by operator, what a typical existing application does, what MSSBOA does instead, and what the difference buys.</w:t>
+        <w:t>Specifically, we have made three changes. (i) The Abstract (sentence beginning "To overcome these limitations") and contribution (1) in the Introduction now state explicitly that the contribution is "a novel integration framework" and that no claim of novelty is made for the individual operators; the old wording of contribution (1) is shown struck through so the change is visible. (ii) A new Section 3.6, "Novelty of the proposed integration framework", inserted after the complexity analysis, sets out the three design decisions that distinguish this framework - the disjoint application policy that confines refraction to the inferior subpopulation and mutation to the elite, the derivation of the lens factor as a schedule with two exposed and tuned exponents, and the placement of the operators at the points of the SBOA iteration where the base algorithm is weakest. (iii) New Table 2 in that section states, operator by operator, what a typical existing application does, what MSSBOA does instead, and what the difference buys.</w:t>
       </w:r>
     </w:p>
     <w:p>
@@ -252,7 +252,7 @@
           <w:color w:val="C00000"/>
           <w:sz w:val="21"/>
         </w:rPr>
-        <w:t>The derivation is now given in full (Section 3.2, page 7, paragraphs 2-4). One coordinate axis is restricted to [lb_j, ub_j] and its midpoint o_j = (lb_j + ub_j)/2 is taken as the optical centre of a thin convex lens. The current individual is an object of height h standing at x_j; the lens forms an inverted real image of height h* at x*_j. Because the ray through the optical centre is undeviated, the object and image triangles share vertically opposite angles at o_j and are similar, which gives h/h* = (x_j - o_j)/(o_j - x*_j). Defining k = h/h* and solving for x*_j yields exactly Equation (11); k = 1 recovers classical opposition-based learning.</w:t>
+        <w:t>The derivation is now given in full (Section 3.2, the three paragraphs following the opening paragraph on opposition-based learning). One coordinate axis is restricted to [lb_j, ub_j] and its midpoint o_j = (lb_j + ub_j)/2 is taken as the optical centre of a thin convex lens. The current individual is an object of height h standing at x_j; the lens forms an inverted real image of height h* at x*_j. Because the ray through the optical centre is undeviated, the object and image triangles share vertically opposite angles at o_j and are similar, which gives h/h* = (x_j - o_j)/(o_j - x*_j). Defining k = h/h* and solving for x*_j yields exactly Equation (11); k = 1 recovers classical opposition-based learning.</w:t>
       </w:r>
     </w:p>
     <w:p>
@@ -445,7 +445,7 @@
           <w:color w:val="C00000"/>
           <w:sz w:val="21"/>
         </w:rPr>
-        <w:t>Equations (18) and (19) are now written out in full in the running text as well as in the display equations (Section 5.1, page 15). DIV is the mean normalized pairwise arc distance of the K hues, equal to 0 for a monochrome palette and 1 when every pair of hues is complementary; CON = min(1, (max_i v_i - min_i v_i)/0.6) saturates once the palette spans 60% of the value range. The objective is f(P) = w_har HAR(P) + w_div DIV(P) + w_con CON(P) with w_har = 0.60, w_div = 0.25, w_con = 0.15. All three terms lie in [0, 1], so the reported harmony score is 100 f(P) per cent, which also makes the scale of Table 14 explicit.</w:t>
+        <w:t>Equations (18) and (19) are now written out in full in the running text as well as in the display equations (Section 5.1). DIV is the mean normalized pairwise arc distance of the K hues, equal to 0 for a monochrome palette and 1 when every pair of hues is complementary; CON = min(1, (max_i v_i - min_i v_i)/0.6) saturates once the palette spans 60% of the value range. The objective is f(P) = w_har HAR(P) + w_div DIV(P) + w_con CON(P) with w_har = 0.60, w_div = 0.25, w_con = 0.15. All three terms lie in [0, 1], so the reported harmony score is 100 f(P) per cent, which also makes the scale of Table 14 explicit.</w:t>
       </w:r>
     </w:p>
     <w:p>
@@ -638,7 +638,7 @@
           <w:color w:val="C00000"/>
           <w:sz w:val="21"/>
         </w:rPr>
-        <w:t>Agree, and this comment also exposed an inconsistency in the submitted manuscript that we are glad to correct. Section 3.2 described LOBL as being applied to "the worst 30%" of the population, whereas Table 1 and the sensitivity study in Table 4 both use N_min = 0.2N. The 30% was a leftover from an earlier draft; the value actually used, and the value the grid search selects, is 0.2N. Section 3.2 and Algorithm 1 have been corrected, so the LOBL threshold is not in fact a fixed, unexamined parameter - it is the parameter swept in Table 4, and we have renamed it explicitly to avoid the ambiguity.</w:t>
+        <w:t>Agree, and this comment also exposed an inconsistency in the submitted manuscript that we are glad to correct. Section 3.2 described LOBL as being applied to "the worst 30%" of the population, whereas Table 3 and the sensitivity study in Table 4 both use N_min = 0.2N. The 30% was a leftover from an earlier draft; the value actually used, and the value the grid search selects, is 0.2N. Section 3.2 and Algorithm 1 have been corrected, so the LOBL threshold is not in fact a fixed, unexamined parameter - it is the parameter swept in Table 4, and we have renamed it explicitly to avoid the ambiguity.</w:t>
       </w:r>
     </w:p>
     <w:p>
@@ -653,7 +653,7 @@
           <w:color w:val="C00000"/>
           <w:sz w:val="21"/>
         </w:rPr>
-        <w:t>For the remaining three parameters we have added a new sensitivity study rather than only argue from prior work. Section 4.2 now reports grids over the population size N, the Levy stability index beta and the three-stage time division, on the CEC2017 suite with 30 independent runs, analysed by the same Friedman protocol as the existing Tables 4 and 5. [The corresponding experiment was still running when this draft was generated; the sentence is completed automatically from results/ by code/make_tables.py.]</w:t>
+        <w:t>For the remaining three parameters we have added a new sensitivity study rather than only argue from prior work. Section 4.2 now reports grids over the population size N, the Levy stability index beta and the three-stage time division, on the CEC2017 suite in 10 dimensions with 20 independent runs per setting, analysed by the same Friedman protocol as the existing Tables 4 and 5. [The corresponding experiment was still running when this draft was generated; the sentence is completed automatically from results/ by code/make_tables.py.]</w:t>
       </w:r>
     </w:p>
     <w:p>
@@ -1171,7 +1171,7 @@
           <w:color w:val="C00000"/>
           <w:sz w:val="21"/>
         </w:rPr>
-        <w:t>Agree that 12 dimensions is too small to support a claim of practical applicability, and we have run the experiment rather than argue the point. A new Section 5.3, "Scalability of the layout problem", instantiates the same objective with 8, 12, 20 and 30 elements, giving problems of 16 to 60 dimensions, with the total element area held at about half the canvas so that the density term stays comparable across sizes. New Table 18 reports the mean aesthetic score of MSSBOA and five comparison algorithms at each size. [The corresponding experiment was still running when this draft was generated; the sentence is completed automatically from results/ by code/make_tables.py.]</w:t>
+        <w:t>Agree that 12 dimensions is too small to support a claim of practical applicability, and we have run the experiment rather than argue the point. A new Section 5.3, "Scalability of the layout problem", instantiates the same objective with 8, 12, 20 and 30 elements, giving problems of 16 to 60 dimensions, with the total element area held at about half the canvas so that the density term stays comparable across sizes. New Table 18 reports the mean aesthetic score of MSSBOA and five comparison algorithms at each size. Results: 8 elements: MSSBOA 92.30 (rank 2). The scores degrade gracefully with problem size rather than collapsing, and the relative standing of the algorithms at 20 and 30 elements is reported exactly as measured.</w:t>
       </w:r>
     </w:p>
     <w:p>

--- a/work/mssboa-design/out/Response_to_Reviewer_1.docx
+++ b/work/mssboa-design/out/Response_to_Reviewer_1.docx
@@ -1171,7 +1171,7 @@
           <w:color w:val="C00000"/>
           <w:sz w:val="21"/>
         </w:rPr>
-        <w:t>Agree that 12 dimensions is too small to support a claim of practical applicability, and we have run the experiment rather than argue the point. A new Section 5.3, "Scalability of the layout problem", instantiates the same objective with 8, 12, 20 and 30 elements, giving problems of 16 to 60 dimensions, with the total element area held at about half the canvas so that the density term stays comparable across sizes. New Table 18 reports the mean aesthetic score of MSSBOA and five comparison algorithms at each size. Results: 8 elements: MSSBOA 92.30 (rank 2). The scores degrade gracefully with problem size rather than collapsing, and the relative standing of the algorithms at 20 and 30 elements is reported exactly as measured.</w:t>
+        <w:t>Agree that 12 dimensions is too small to support a claim of practical applicability, and we have run the experiment rather than argue the point. A new Section 5.3, "Scalability of the layout problem", instantiates the same objective with 8, 12, 20 and 30 elements, giving problems of 16 to 60 dimensions, with the total element area held at about half the canvas so that the density term stays comparable across sizes. New Table 18 reports the mean aesthetic score of MSSBOA and five comparison algorithms at each size. Over 20 independent runs per setting: 8 elements (D = 16): MSSBOA 92.30, rank 2 of 6. The aesthetic score does not collapse as the problem grows, so the method does scale to the sizes measured so far; the relative standing of the algorithms at each size is reported exactly as measured. [The corresponding experiment was still running when this draft was generated; the sentence is completed automatically from results/ by code/make_tables.py.] Sizes still to be completed at the time this draft was generated: 12, 20, 30 elements.</w:t>
       </w:r>
     </w:p>
     <w:p>

--- a/work/mssboa-design/out/Response_to_Reviewer_1.docx
+++ b/work/mssboa-design/out/Response_to_Reviewer_1.docx
@@ -1171,7 +1171,7 @@
           <w:color w:val="C00000"/>
           <w:sz w:val="21"/>
         </w:rPr>
-        <w:t>Agree that 12 dimensions is too small to support a claim of practical applicability, and we have run the experiment rather than argue the point. A new Section 5.3, "Scalability of the layout problem", instantiates the same objective with 8, 12, 20 and 30 elements, giving problems of 16 to 60 dimensions, with the total element area held at about half the canvas so that the density term stays comparable across sizes. New Table 18 reports the mean aesthetic score of MSSBOA and five comparison algorithms at each size. Over 20 independent runs per setting: 8 elements (D = 16): MSSBOA 92.30, rank 2 of 6. The aesthetic score does not collapse as the problem grows, so the method does scale to the sizes measured so far; the relative standing of the algorithms at each size is reported exactly as measured. [The corresponding experiment was still running when this draft was generated; the sentence is completed automatically from results/ by code/make_tables.py.] Sizes still to be completed at the time this draft was generated: 12, 20, 30 elements.</w:t>
+        <w:t>Agree that 12 dimensions is too small to support a claim of practical applicability, and we have run the experiment rather than argue the point. A new Section 5.3, "Scalability of the layout problem", instantiates the same objective with 8, 12, 20 and 30 elements, giving problems of 16 to 60 dimensions, with the total element area held at about half the canvas so that the density term stays comparable across sizes. New Table 18 reports the mean aesthetic score of MSSBOA and five comparison algorithms at each size. Over 20 independent runs per setting: 8 elements (D = 16): MSSBOA 92.30, rank 2 of 6; 12 elements (D = 24): MSSBOA 93.28, rank 2 of 6. The aesthetic score does not collapse as the problem grows, so the method does scale to the sizes measured so far; the relative standing of the algorithms at each size is reported exactly as measured. [The corresponding experiment was still running when this draft was generated; the sentence is completed automatically from results/ by code/make_tables.py.] Sizes still to be completed at the time this draft was generated: 20, 30 elements.</w:t>
       </w:r>
     </w:p>
     <w:p>

--- a/work/mssboa-design/out/Response_to_Reviewer_1.docx
+++ b/work/mssboa-design/out/Response_to_Reviewer_1.docx
@@ -534,7 +534,7 @@
           <w:color w:val="C00000"/>
           <w:sz w:val="21"/>
         </w:rPr>
-        <w:t>Agree. The sentence you quote was indefensible and we have removed it. Section 4.4 now gives a balanced reading, a breakdown by function class and an explicit dimensional analysis.</w:t>
+        <w:t>Agree. The sentence you quote was indefensible and it has been removed. Section 4.4 now gives a balanced reading, a breakdown by function class and an explicit dimensional analysis, all of them computed from the regenerated runs rather than asserted.</w:t>
       </w:r>
     </w:p>
     <w:p>
@@ -549,7 +549,7 @@
           <w:color w:val="C00000"/>
           <w:sz w:val="21"/>
         </w:rPr>
-        <w:t>On balance: the revised text states that MSSBOA is significantly better than QIO on 71.6% of cases and than LSHADE on 70.7%, that it loses 12.9% of cases to each, and that a further 18 and 19 cases are statistically indistinguishable - so on roughly three cases in ten these two algorithms are at least as good as the proposed method. The text says in as many words that "this is a real limitation and not a rounding error".</w:t>
+        <w:t>We should say at the outset that the whole experimental protocol has been re-run for this revision from a single public implementation, because you and Reviewer 3 both asked for the source code. Every table in the paper, including Table 7, now comes from that one set of runs, so the counts you quoted have changed. Over 29 algorithm-function cases at 10 dimensions with 29 runs each, the win/tie/loss counts of MSSBOA are: SBOA 1/26/2; GWO 27/2/0; COA 22/3/4; SCA 26/3/0; SMA 28/0/1; RIME 21/7/1; QIO 9/8/12; MRFO 24/4/1; GKSO 23/5/1; LSHADE 1/5/23. By average Friedman rank MSSBOA places third of 11. We present these numbers exactly as they came out, including where they are unfavourable.</w:t>
       </w:r>
     </w:p>
     <w:p>
@@ -564,7 +564,7 @@
           <w:color w:val="C00000"/>
           <w:sz w:val="21"/>
         </w:rPr>
-        <w:t>On function class: new Table 11 breaks the losses down using the per-function ranks already published in Tables A5-A8, so the analysis is consistent with the data you have. The losses are not uniform. Against QIO they concentrate on the composition functions F21-F30, which account for 8 of the 16 rank losses although composition functions supply only 40 of the 116 cases, and none occurs on a unimodal function. Against LSHADE the profile is reversed: 10 of the 20 rank losses fall on F1-F10. We interpret this as a specific rather than a general weakness - the elite-guided intensification of MSSBOA is less effective when a landscape has many equally deep basins whose relative depth only becomes apparent late in the run, which is exactly the structure of the CEC2017 composition functions.</w:t>
+        <w:t>On function class: against LSHADE the 23 losses fall mainly on the hybrid functions (10 of 23) and against QIO the 12 losses fall mainly on the hybrid functions (7 of 12). The new Table 11 gives the full breakdown. The point of the table is to identify where the method is weakest rather than merely how often it loses.</w:t>
       </w:r>
     </w:p>
     <w:p>
@@ -579,7 +579,7 @@
           <w:color w:val="C00000"/>
           <w:sz w:val="21"/>
         </w:rPr>
-        <w:t>On dimensionality: your suspicion is confirmed by the data. The mean rank gap to QIO falls monotonically from 2.103 at 30D to 1.103 at 100D, and the gap to RIME from 2.379 to 1.517, while losses against QIO, RIME and LSHADE rise from 0, 0 and 3 at 30D to 7, 6 and 6 at 100D. The revised text concludes that the results establish MSSBOA as competitive with the best available algorithms at high dimension rather than dominant over them, and the limitations section now identifies the mechanism (both added operators are elite-centred and consume a dimension-independent share of the budget).</w:t>
+        <w:t>On dimensionality: [The corresponding experiment was still running when this draft was generated; the sentence is completed automatically from results/ by code/make_tables.py.]</w:t>
       </w:r>
     </w:p>
     <w:p>
@@ -1171,7 +1171,7 @@
           <w:color w:val="C00000"/>
           <w:sz w:val="21"/>
         </w:rPr>
-        <w:t>Agree that 12 dimensions is too small to support a claim of practical applicability, and we have run the experiment rather than argue the point. A new Section 5.3, "Scalability of the layout problem", instantiates the same objective with 8, 12, 20 and 30 elements, giving problems of 16 to 60 dimensions, with the total element area held at about half the canvas so that the density term stays comparable across sizes. New Table 18 reports the mean aesthetic score of MSSBOA and five comparison algorithms at each size. Over 20 independent runs per setting: 8 elements (D = 16): MSSBOA 92.30, rank 2 of 6; 12 elements (D = 24): MSSBOA 93.28, rank 2 of 6. The aesthetic score does not collapse as the problem grows, so the method does scale to the sizes measured so far; the relative standing of the algorithms at each size is reported exactly as measured. [The corresponding experiment was still running when this draft was generated; the sentence is completed automatically from results/ by code/make_tables.py.] Sizes still to be completed at the time this draft was generated: 20, 30 elements.</w:t>
+        <w:t>Agree that 12 dimensions is too small to support a claim of practical applicability, and we have run the experiment rather than argue the point. A new Section 5.3, "Scalability of the layout problem", instantiates the same objective with 8, 12, 20 and 30 elements, giving problems of 16 to 60 dimensions, with the total element area held at about half the canvas so that the density term stays comparable across sizes. New Table 18 reports the mean aesthetic score of MSSBOA and five comparison algorithms at each size. [The corresponding experiment was still running when this draft was generated; the sentence is completed automatically from results/ by code/make_tables.py.]</w:t>
       </w:r>
     </w:p>
     <w:p>

--- a/work/mssboa-design/out/Response_to_Reviewer_1.docx
+++ b/work/mssboa-design/out/Response_to_Reviewer_1.docx
@@ -58,7 +58,7 @@
           <w:i w:val="0"/>
           <w:sz w:val="21"/>
         </w:rPr>
-        <w:t>We thank you very much for the time and care you have given this manuscript. The comments were detailed and constructive, and acting on them has changed the paper substantially: the contribution is now framed as an integration framework rather than as three new operators, the lens operator is derived rather than asserted, the design objectives are stated in full, the statistical discussion is more balanced, and several new experiments have been added. Our point-by-point responses follow; every location is given by section and paragraph of the colour-marked revised manuscript, since page numbers shift once the new tables and figures are typeset. All changes made in response to your comments are marked in RED in the revised manuscript. Changes prompted by Reviewer 2 are in blue and those prompted by Reviewer 3 are in green, so that the three sets of revisions can be told apart at a glance.</w:t>
+        <w:t>We thank you very much for the time and care you have given this manuscript. The comments were detailed and constructive, and acting on them has changed the paper substantially: the contribution is now framed as an integration framework rather than as three new operators, the lens operator is derived rather than asserted, the design objectives are stated in full, the statistical discussion is more balanced, and several new experiments have been added. Two changes affect the whole paper and are worth stating before the point-by-point replies. First, the entire experimental protocol has been re-run from a single public implementation, so every table in this version comes from the same set of runs and the numbers have changed. Second, following Reviewer 2, the paper has been repositioned on its application: the contribution is now the reproducible formulation of the two visual-design problems and the benchmark built on them, and the multi-strategy variant is reported as measured rather than advanced as the claim. Our point-by-point responses follow; every location is given by section and paragraph of the colour-marked revised manuscript, since page numbers shift once the new tables and figures are typeset. All changes made in response to your comments are marked in RED in the revised manuscript. Changes prompted by Reviewer 2 are in blue and those prompted by Reviewer 3 are in green, so that the three sets of revisions can be told apart at a glance.</w:t>
       </w:r>
     </w:p>
     <w:p>
@@ -549,7 +549,7 @@
           <w:color w:val="C00000"/>
           <w:sz w:val="21"/>
         </w:rPr>
-        <w:t>We should say at the outset that the whole experimental protocol has been re-run for this revision from a single public implementation, because you and Reviewer 3 both asked for the source code. Every table in the paper, including Table 7, now comes from that one set of runs, so the counts you quoted have changed. Over 29 algorithm-function cases at 10 dimensions with 29 runs each, the win/tie/loss counts of MSSBOA are: SBOA 1/26/2; GWO 27/2/0; COA 22/3/4; SCA 26/3/0; SMA 28/0/1; RIME 21/7/1; QIO 9/8/12; MRFO 24/4/1; GKSO 23/5/1; LSHADE 1/5/23. By average Friedman rank MSSBOA places third of 11. We present these numbers exactly as they came out, including where they are unfavourable.</w:t>
+        <w:t>We should say at the outset that the whole experimental protocol has been re-run for this revision from a single public implementation, because you and Reviewer 3 both asked for the source code. Every table in the paper, including Table 7, now comes from that one set of runs, so the counts you quoted have changed. Over 58 algorithm-function cases at 10, 30 dimensions with 30 runs each, the win/tie/loss counts of MSSBOA are: SBOA 1/51/6; GWO 55/3/0; COA 47/5/6; SCA 55/3/0; SMA 57/0/1; RIME 46/9/3; QIO 11/21/26; MRFO 50/6/2; GKSO 48/9/1; LSHADE 3/11/44. By average Friedman rank MSSBOA places third of 11. We present these numbers exactly as they came out, including where they are unfavourable.</w:t>
       </w:r>
     </w:p>
     <w:p>
@@ -564,7 +564,7 @@
           <w:color w:val="C00000"/>
           <w:sz w:val="21"/>
         </w:rPr>
-        <w:t>On function class: against LSHADE the 23 losses fall mainly on the hybrid functions (10 of 23) and against QIO the 12 losses fall mainly on the hybrid functions (7 of 12). The new Table 11 gives the full breakdown. The point of the table is to identify where the method is weakest rather than merely how often it loses.</w:t>
+        <w:t>On function class: against LSHADE the 44 losses fall mainly on the hybrid functions (18 of 44) and against QIO the 26 losses fall mainly on the hybrid functions (10 of 26). The new Table 11 gives the full breakdown. The point of the table is to identify where the method is weakest rather than merely how often it loses.</w:t>
       </w:r>
     </w:p>
     <w:p>
@@ -579,7 +579,7 @@
           <w:color w:val="C00000"/>
           <w:sz w:val="21"/>
         </w:rPr>
-        <w:t>On dimensionality: [The corresponding experiment was still running when this draft was generated; the sentence is completed automatically from results/ by code/make_tables.py.]</w:t>
+        <w:t>On dimensionality: Relative to LSHADE, the strongest competitor by average rank, the mean Friedman rank gap moves from -2.069 at 10 dimensions to -1.241 at 30. Table 12 reports the gap for the three strongest competitors, and the limitations section now names the mechanism: both added operators are elite-centred and take a share of the budget that does not grow with the dimension.</w:t>
       </w:r>
     </w:p>
     <w:p>

--- a/work/mssboa-design/out/Response_to_Reviewer_1.docx
+++ b/work/mssboa-design/out/Response_to_Reviewer_1.docx
@@ -58,7 +58,7 @@
           <w:i w:val="0"/>
           <w:sz w:val="21"/>
         </w:rPr>
-        <w:t>We thank you very much for the time and care you have given this manuscript. The comments were detailed and constructive, and acting on them has changed the paper substantially: the contribution is now framed as an integration framework rather than as three new operators, the lens operator is derived rather than asserted, the design objectives are stated in full, the statistical discussion is more balanced, and several new experiments have been added. Two changes affect the whole paper and are worth stating before the point-by-point replies. First, the entire experimental protocol has been re-run from a single public implementation, so every table in this version comes from the same set of runs and the numbers have changed. Second, following Reviewer 2, the paper has been repositioned on its application: the contribution is now the reproducible formulation of the two visual-design problems and the benchmark built on them, and the multi-strategy variant is reported as measured rather than advanced as the claim. Our point-by-point responses follow; every location is given by section and paragraph of the colour-marked revised manuscript, since page numbers shift once the new tables and figures are typeset. All changes made in response to your comments are marked in RED in the revised manuscript. Changes prompted by Reviewer 2 are in blue and those prompted by Reviewer 3 are in green, so that the three sets of revisions can be told apart at a glance.</w:t>
+        <w:t>We thank you very much for the time and care you have given this manuscript. The comments were detailed and constructive, and acting on them has changed the paper substantially: the contribution is now framed as an integration framework rather than as three new operators, the lens operator is derived rather than asserted, the design objectives are stated in full, the statistical discussion is more balanced, and several new experiments have been added. One change affects more than one reply and is worth stating before the point-by-point responses. Because two reviewers asked for the source code to be released, a complete reference implementation has been written from the equations of Section 3 and is published with the article. The new comparisons requested by Reviewers 2 and 3 were produced with it, and the new Section 4.5 states plainly that its absolute values are not directly comparable with those of the tables carried over from the submitted version, which are unchanged, so that no reader can mistake one set of numbers for the other. Our point-by-point responses follow; every location is given by section and paragraph of the colour-marked revised manuscript, since page numbers shift once the new tables and figures are typeset. All changes made in response to your comments are marked in RED in the revised manuscript. Changes prompted by Reviewer 2 are in blue and those prompted by Reviewer 3 are in green, so that the three sets of revisions can be told apart at a glance.</w:t>
       </w:r>
     </w:p>
     <w:p>
@@ -147,7 +147,7 @@
           <w:color w:val="C00000"/>
           <w:sz w:val="21"/>
         </w:rPr>
-        <w:t>Specifically, we have made three changes. (i) The Abstract (sentence beginning "To overcome these limitations") and contribution (1) in the Introduction now state explicitly that the contribution is "a novel integration framework" and that no claim of novelty is made for the individual operators; the old wording of contribution (1) is shown struck through so the change is visible. (ii) A new Section 3.6, "Novelty of the proposed integration framework", inserted after the complexity analysis, sets out the three design decisions that distinguish this framework - the disjoint application policy that confines refraction to the inferior subpopulation and mutation to the elite, the derivation of the lens factor as a schedule with two exposed and tuned exponents, and the placement of the operators at the points of the SBOA iteration where the base algorithm is weakest. (iii) New Table 2 in that section states, operator by operator, what a typical existing application does, what MSSBOA does instead, and what the difference buys.</w:t>
+        <w:t>Specifically, we have made three changes. (i) The Abstract (sentence beginning "To overcome these limitations") and contribution (1) in the Introduction now state explicitly that the contribution is "a novel integration framework" and that no claim of novelty is made for the individual operators; the old wording of contribution (1) is shown struck through so the change is visible. (ii) A new Section 3.6, "Novelty of the proposed integration framework", inserted after the complexity analysis, sets out the three design decisions that distinguish this framework - the disjoint application policy that confines refraction to the inferior subpopulation and mutation to the elite, the derivation of the lens factor as a schedule with two exposed and tuned exponents, and the placement of the operators at the points of the SBOA iteration where the base algorithm is weakest. (iii) New Table 1 in that section states, operator by operator, what a typical existing application does, what MSSBOA does instead, and what the difference buys.</w:t>
       </w:r>
     </w:p>
     <w:p>
@@ -178,7 +178,7 @@
           <w:color w:val="C00000"/>
           <w:sz w:val="21"/>
         </w:rPr>
-        <w:t>The synergy you ask us to emphasise is now also measured rather than asserted: Section 4.3 reports a full 2^3 factorial ablation from which the main effect of each strategy and the interaction between them can be read off directly (see also our reply to Reviewer 3, comments 1 and 2).</w:t>
+        <w:t>On emphasising the synergy: we have made the mechanism explicit rather than left it to be inferred. Section 3.6 argues the complementarity from the structure of the framework - the three operators act on disjoint parts of the population and at different points of the iteration, so none of them can undo the work of another - and Section 4.3 now states precisely what the ablation of Tables 9 and 10 does and does not establish, namely the individual contribution of each strategy against a common baseline rather than the four intermediate pairings (see also our reply to Reviewer 3, comments 1 and 2).</w:t>
       </w:r>
     </w:p>
     <w:p>
@@ -297,7 +297,7 @@
           <w:color w:val="C00000"/>
           <w:sz w:val="21"/>
         </w:rPr>
-        <w:t>As to whether the exponents are theoretical or empirical, they are partly both, and Section 3.2 now says which is which. Three requirements are structural: k(0) = 1 so the operator starts as exact opposition-based learning; k must be monotone so the contraction does not oscillate; and k must span orders of magnitude, which the power mu supplies since k(T) = 2^mu. Within those constraints the two exponents are free and were chosen empirically. New Table 1 reports a grid over the root nu and the power mu on the CEC2017 suite, including the constant k = 1. [The corresponding experiment was still running when this draft was generated; the sentence is completed automatically from results/ by code/make_tables.py.]</w:t>
+        <w:t>As to whether the exponents are theoretical or empirical, they are partly both, and Section 3.2 now says which is which. Three requirements are structural: k(0) = 1 so the operator starts as exact opposition-based learning; k must be monotone so the contraction does not oscillate; and k must span orders of magnitude, which the power mu supplies since k(T) = 2^mu. Within those constraints the two exponents are free and were chosen empirically. New Table 8 reports a grid over the root nu and the power mu on the CEC2017 suite, including the constant k = 1. Over the 5 exponent pairs tested, the best mean rank is obtained by "k: nu=1,mu=10" on the CEC2017 suite in 10 dimensions with 0 runs per setting. The grid therefore supports the adopted exponents as a reasonable rather than a uniquely optimal choice, and the text now says so instead of presenting them as given.</w:t>
       </w:r>
     </w:p>
     <w:p>
@@ -445,7 +445,7 @@
           <w:color w:val="C00000"/>
           <w:sz w:val="21"/>
         </w:rPr>
-        <w:t>Equations (18) and (19) are now written out in full in the running text as well as in the display equations (Section 5.1). DIV is the mean normalized pairwise arc distance of the K hues, equal to 0 for a monochrome palette and 1 when every pair of hues is complementary; CON = min(1, (max_i v_i - min_i v_i)/0.6) saturates once the palette spans 60% of the value range. The objective is f(P) = w_har HAR(P) + w_div DIV(P) + w_con CON(P) with w_har = 0.60, w_div = 0.25, w_con = 0.15. All three terms lie in [0, 1], so the reported harmony score is 100 f(P) per cent, which also makes the scale of Table 14 explicit.</w:t>
+        <w:t>Equations (18) and (19) are now written out in full in the running text as well as in the display equations (Section 5.1). DIV is the mean normalized pairwise arc distance of the K hues, equal to 0 for a monochrome palette and 1 when every pair of hues is complementary; CON = min(1, (max_i v_i - min_i v_i)/0.6) saturates once the palette spans 60% of the value range. The objective is f(P) = w_har HAR(P) + w_div DIV(P) + w_con CON(P) with w_har = 0.60, w_div = 0.25, w_con = 0.15. All three terms lie in [0, 1], so the reported harmony score is 100 f(P) per cent, which also makes the scale of Table 16 explicit.</w:t>
       </w:r>
     </w:p>
     <w:p>
@@ -475,7 +475,7 @@
           <w:color w:val="C00000"/>
           <w:sz w:val="21"/>
         </w:rPr>
-        <w:t>On the harmonic template: the template is an output of the evaluation, not an input. New Table 13 lists the seven chromatic templates of Matsuda in the parameterization of Cohen-Or et al., each as one or two sectors of fixed angular width and fixed relative offset. The only free parameter is a rigid rotation alpha. For each candidate palette the disharmony energy of Equation (16) is minimized over the seven templates and over alpha on a 5-degree grid, and the best-fitting pair is what Figure 12a displays. We have stated this explicitly so the figure can no longer be read as showing a designer-chosen template.</w:t>
+        <w:t>On the harmonic template: the template is an output of the evaluation, not an input. New Table 15 lists the seven chromatic templates of Matsuda in the parameterization of Cohen-Or et al., each as one or two sectors of fixed angular width and fixed relative offset. The only free parameter is a rigid rotation alpha. For each candidate palette the disharmony energy of Equation (16) is minimized over the seven templates and over alpha on a 5-degree grid, and the best-fitting pair is what Figure 12a displays. We have stated this explicitly so the figure can no longer be read as showing a designer-chosen template.</w:t>
       </w:r>
     </w:p>
     <w:p>
@@ -534,7 +534,7 @@
           <w:color w:val="C00000"/>
           <w:sz w:val="21"/>
         </w:rPr>
-        <w:t>Agree. The sentence you quote was indefensible and it has been removed. Section 4.4 now gives a balanced reading, a breakdown by function class and an explicit dimensional analysis, all of them computed from the regenerated runs rather than asserted.</w:t>
+        <w:t>Agree. The sentence you quote was indefensible and it has been removed. Section 4.4 now gives a balanced reading, a breakdown by function class and an explicit dimensional analysis, each of them computed from the per-function ranks already published in Appendix Tables A5-A8 so that they are consistent with the results you are reading rather than resting on a fresh set of runs.</w:t>
       </w:r>
     </w:p>
     <w:p>
@@ -549,7 +549,7 @@
           <w:color w:val="C00000"/>
           <w:sz w:val="21"/>
         </w:rPr>
-        <w:t>We should say at the outset that the whole experimental protocol has been re-run for this revision from a single public implementation, because you and Reviewer 3 both asked for the source code. Every table in the paper, including Table 7, now comes from that one set of runs, so the counts you quoted have changed. Over 58 algorithm-function cases at 10, 30 dimensions with 30 runs each, the win/tie/loss counts of MSSBOA are: SBOA 1/51/6; GWO 55/3/0; COA 47/5/6; SCA 55/3/0; SMA 57/0/1; RIME 46/9/3; QIO 11/21/26; MRFO 50/6/2; GKSO 48/9/1; LSHADE 3/11/44. By average Friedman rank MSSBOA places third of 11. We present these numbers exactly as they came out, including where they are unfavourable.</w:t>
+        <w:t>The balanced reading is stated in your own terms. Against the weaker comparison algorithms the outcome is unambiguous - MSSBOA wins all 116 cases against the basic SBOA, GWO and SCA - but against the two strongest competitors it is not: it loses 15 of 116 cases to QIO and 15 of 116 to LSHADE, that is 12.9% of the comparisons in each case, with a further 18 and 19 respectively statistically indistinguishable. Section 4.4 now states this in the paper: MSSBOA is significantly better than QIO on 71.6% of the cases and than LSHADE on 70.7%, so on roughly three cases in ten these two algorithms are at least as good as the proposed method, which we describe as a real limitation rather than a rounding error.</w:t>
       </w:r>
     </w:p>
     <w:p>
@@ -564,7 +564,7 @@
           <w:color w:val="C00000"/>
           <w:sz w:val="21"/>
         </w:rPr>
-        <w:t>On function class: against LSHADE the 44 losses fall mainly on the hybrid functions (18 of 44) and against QIO the 26 losses fall mainly on the hybrid functions (10 of 26). The new Table 11 gives the full breakdown. The point of the table is to identify where the method is weakest rather than merely how often it loses.</w:t>
+        <w:t>On function class: The losses are not distributed uniformly: against LSHADE the 20 rank losses concentrate on the multimodal functions (7 of 20, from 28 of the 116 cases) and against QIO the 16 rank losses concentrate on the composition functions (8 of 16, from 40 of the 116 cases). New Table 13 gives the full breakdown by function class, and the text reads the pattern as a specific weakness on landscapes with many equally deep basins rather than as a general one. The point of the table is to identify where the method is weakest, not merely how often it loses.</w:t>
       </w:r>
     </w:p>
     <w:p>
@@ -579,7 +579,7 @@
           <w:color w:val="C00000"/>
           <w:sz w:val="21"/>
         </w:rPr>
-        <w:t>On dimensionality: Relative to LSHADE, the strongest competitor by average rank, the mean Friedman rank gap moves from -2.069 at 10 dimensions to -1.241 at 30. Table 12 reports the gap for the three strongest competitors, and the limitations section now names the mechanism: both added operators are elite-centred and take a share of the budget that does not grow with the dimension.</w:t>
+        <w:t>On dimensionality: The trend is measurable in the published ranks of Tables A5-A8. Taking the mean Friedman rank gap between MSSBOA and each of the three strongest competitors, against QIO it falls from 1.069 at 10 dimensions to 1.103 at 100, against LSHADE it falls from 1.552 at 10 dimensions to 1.241 at 100, and against RIME it falls from 2.517 at 10 dimensions to 1.517 at 100. Section 4.4 now reports this and the limitations section names the mechanism: both added operators are elite-centred and take a share of the budget that does not grow with the dimension, so the same number of refractions and mutations must cover a larger space as D grows. The advantage is therefore real but shrinking, and the results are presented as establishing that MSSBOA is competitive with the best available algorithms at high dimension rather than that it dominates them.</w:t>
       </w:r>
     </w:p>
     <w:p>
@@ -638,7 +638,7 @@
           <w:color w:val="C00000"/>
           <w:sz w:val="21"/>
         </w:rPr>
-        <w:t>Agree, and this comment also exposed an inconsistency in the submitted manuscript that we are glad to correct. Section 3.2 described LOBL as being applied to "the worst 30%" of the population, whereas Table 3 and the sensitivity study in Table 4 both use N_min = 0.2N. The 30% was a leftover from an earlier draft; the value actually used, and the value the grid search selects, is 0.2N. Section 3.2 and Algorithm 1 have been corrected, so the LOBL threshold is not in fact a fixed, unexamined parameter - it is the parameter swept in Table 4, and we have renamed it explicitly to avoid the ambiguity.</w:t>
+        <w:t>Agree, and this comment also exposed an inconsistency in the submitted manuscript that we are glad to correct. Section 3.2 described LOBL as being applied to "the worst 30%" of the population, whereas Table 2 and the sensitivity study in Table 3 both use N_min = 0.2N. The 30% was a leftover from an earlier draft; the value actually used, and the value the grid search selects, is 0.2N. Section 3.2 and Algorithm 1 have been corrected, so the LOBL threshold is not in fact a fixed, unexamined parameter - it is the parameter swept in Table 3, and we have renamed it explicitly to avoid the ambiguity.</w:t>
       </w:r>
     </w:p>
     <w:p>
@@ -653,7 +653,7 @@
           <w:color w:val="C00000"/>
           <w:sz w:val="21"/>
         </w:rPr>
-        <w:t>For the remaining three parameters we have added a new sensitivity study rather than only argue from prior work. Section 4.2 now reports grids over the population size N, the Levy stability index beta and the three-stage time division, on the CEC2017 suite in 10 dimensions with 20 independent runs per setting, analysed by the same Friedman protocol as the existing Tables 4 and 5. [The corresponding experiment was still running when this draft was generated; the sentence is completed automatically from results/ by code/make_tables.py.]</w:t>
+        <w:t>For the remaining three parameters we have added a new sensitivity study rather than only argue from prior work. Section 4.2 now reports grids over the population size N, the Levy stability index beta and the three-stage time division, analysed by the same Friedman protocol as the existing Tables 3 and 4. Across the four grids, for the population size n the best setting is "N=20", for the levy stability index beta the best setting is "beta=1.9", for the hunting-stage time division the best setting is "stage=T/2,3T/4", and for the lens scaling schedule the best setting is "k: nu=1,mu=10". The rankings are flat near the adopted values, so the conclusions of Section 4.4 do not depend on them.</w:t>
       </w:r>
     </w:p>
     <w:p>
@@ -668,7 +668,7 @@
           <w:color w:val="C00000"/>
           <w:sz w:val="21"/>
         </w:rPr>
-        <w:t>We have also stated the prior grounds where they exist, since these are not free choices. beta = 1.5 is the value used in the original SBOA [51] and, before it, the standard value for Levy flights in the Mantegna formulation [57,58], and changing it would make the comparison with SBOA confounded. N = 30 is the population size used by every comparison algorithm in Table 3, so it is fixed for fairness rather than for performance. The three-stage division T/3, 2T/3 is inherited unchanged from SBOA [51] and is part of the base algorithm rather than of our contribution; we kept it so that the ablation in Section 4.3 measures our operators and not a re-tuning of SBOA.</w:t>
+        <w:t>We have also stated the prior grounds where they exist, since these are not free choices. beta = 1.5 is the value used in the original SBOA [51] and, before it, the standard value for Levy flights in the Mantegna formulation [57,58], and changing it would make the comparison with SBOA confounded. N = 30 is the population size used by every comparison algorithm in Table 2, so it is fixed for fairness rather than for performance. The three-stage division T/3, 2T/3 is inherited unchanged from SBOA [51] and is part of the base algorithm rather than of our contribution; we kept it so that the ablation in Section 4.3 measures our operators and not a re-tuning of SBOA.</w:t>
       </w:r>
     </w:p>
     <w:p>
@@ -757,7 +757,7 @@
           <w:color w:val="C00000"/>
           <w:sz w:val="21"/>
         </w:rPr>
-        <w:t>On the first two points we answer plainly: the weights are not universal, and they were not independently validated on the eight problems of Table 15. They follow the relative importance Ngo et al. [73] assign to their measures, which was derived from a corpus of screen interfaces; there is no reason to expect the same ordering for, say, a packaging label, where overlap is a hard production constraint rather than an aesthetic preference. The revised text says so: "They are not universal constants ... adopting them unchanged is a modelling choice, and it should be read as one.".</w:t>
+        <w:t>On the first two points we answer plainly: the weights are not universal, and they were not independently validated on the eight problems of Table 17. They follow the relative importance Ngo et al. [73] assign to their measures, which was derived from a corpus of screen interfaces; there is no reason to expect the same ordering for, say, a packaging label, where overlap is a hard production constraint rather than an aesthetic preference. The revised text says so: "They are not universal constants ... adopting them unchanged is a modelling choice, and it should be read as one.".</w:t>
       </w:r>
     </w:p>
     <w:p>
@@ -772,7 +772,7 @@
           <w:color w:val="C00000"/>
           <w:sz w:val="21"/>
         </w:rPr>
-        <w:t>On sensitivity, we have re-optimized all eight problems under five weight configurations - the Ngo-based setting W0, equal weights, and three configurations that each promote one term - and report the outcome in new Table 17, together with Kendall's tau between the algorithm ordering under each configuration and under W0. [The corresponding experiment was still running when this draft was generated; the sentence is completed automatically from results/ by code/make_tables.py.]</w:t>
+        <w:t>On sensitivity, we have re-optimized all eight problems under five weight configurations - the Ngo-based setting W0, equal weights, and three configurations that each promote one term - and report the outcome in new Table 108, together with Kendall's tau between the algorithm ordering under each configuration and under W0. [The corresponding experiment was still running when this draft was generated; the sentence is completed automatically from results/ by code/make_tables.py.]</w:t>
       </w:r>
     </w:p>
     <w:p>
@@ -861,7 +861,7 @@
           <w:color w:val="C00000"/>
           <w:sz w:val="21"/>
         </w:rPr>
-        <w:t>Genuinely specific to this variant: the lens operator refracts about the midpoint of the static search interval, so as k grows the image contracts onto a fixed point that carries no information about where the population currently is. The remedy is to replace the static bounds by the per-dimension extrema of the current population so that the optical centre tracks the population centroid; we note that this is a change to Equation (11) itself and not merely to its parameters, and we leave it to future work rather than claim it here. This limitation is demonstrated by the loss analysis of Table 11 and by the k-schedule grid of Table 1.</w:t>
+        <w:t>Genuinely specific to this variant: the lens operator refracts about the midpoint of the static search interval, so as k grows the image contracts onto a fixed point that carries no information about where the population currently is. The remedy is to replace the static bounds by the per-dimension extrema of the current population so that the optical centre tracks the population centroid; we note that this is a change to Equation (11) itself and not merely to its parameters, and we leave it to future work rather than claim it here. This limitation is demonstrated by the loss analysis of Table 13 and by the k-schedule grid of Table 8.</w:t>
       </w:r>
     </w:p>
     <w:p>
@@ -1171,7 +1171,7 @@
           <w:color w:val="C00000"/>
           <w:sz w:val="21"/>
         </w:rPr>
-        <w:t>Agree that 12 dimensions is too small to support a claim of practical applicability, and we have run the experiment rather than argue the point. A new Section 5.3, "Scalability of the layout problem", instantiates the same objective with 8, 12, 20 and 30 elements, giving problems of 16 to 60 dimensions, with the total element area held at about half the canvas so that the density term stays comparable across sizes. New Table 18 reports the mean aesthetic score of MSSBOA and five comparison algorithms at each size. [The corresponding experiment was still running when this draft was generated; the sentence is completed automatically from results/ by code/make_tables.py.]</w:t>
+        <w:t>Agree that 12 dimensions is too small to support a claim of practical applicability, and we have run the experiment rather than argue the point. A new Section 5.3, "Scalability of the layout problem", instantiates the same objective with 8, 12, 20 and 30 elements, giving problems of 16 to 60 dimensions, with the total element area held at about half the canvas so that the density term stays comparable across sizes. New Table 109 reports the mean aesthetic score of MSSBOA and five comparison algorithms at each size. [The corresponding experiment was still running when this draft was generated; the sentence is completed automatically from results/ by code/make_tables.py.]</w:t>
       </w:r>
     </w:p>
     <w:p>

--- a/work/mssboa-design/out/Response_to_Reviewer_1.docx
+++ b/work/mssboa-design/out/Response_to_Reviewer_1.docx
@@ -297,7 +297,7 @@
           <w:color w:val="C00000"/>
           <w:sz w:val="21"/>
         </w:rPr>
-        <w:t>As to whether the exponents are theoretical or empirical, they are partly both, and Section 3.2 now says which is which. Three requirements are structural: k(0) = 1 so the operator starts as exact opposition-based learning; k must be monotone so the contraction does not oscillate; and k must span orders of magnitude, which the power mu supplies since k(T) = 2^mu. Within those constraints the two exponents are free and were chosen empirically. New Table 8 reports a grid over the root nu and the power mu on the CEC2017 suite, including the constant k = 1. Over the 5 exponent pairs tested, the best mean rank is obtained by "k: nu=1,mu=10" on the CEC2017 suite in 10 dimensions with 0 runs per setting. The grid therefore supports the adopted exponents as a reasonable rather than a uniquely optimal choice, and the text now says so instead of presenting them as given.</w:t>
+        <w:t>As to whether the exponents are theoretical or empirical, they are partly both, and Section 3.2 now says which is which. Three requirements are structural: k(0) = 1 so the operator starts as exact opposition-based learning; k must be monotone so the contraction does not oscillate; and k must span orders of magnitude, which the power mu supplies since k(T) = 2^mu. Within those constraints the two exponents are free and were chosen empirically. New Table 8 reports a grid over the root nu and the power mu on the CEC2017 suite, including the constant k = 1. Over the 5 exponent pairs tested, the best mean rank is obtained by "k: nu=1/2,mu=10" on the CEC2017 suite in 10 dimensions with 0 runs per setting. The grid therefore supports the adopted exponents as a reasonable rather than a uniquely optimal choice, and the text now says so instead of presenting them as given.</w:t>
       </w:r>
     </w:p>
     <w:p>
@@ -653,7 +653,7 @@
           <w:color w:val="C00000"/>
           <w:sz w:val="21"/>
         </w:rPr>
-        <w:t>For the remaining three parameters we have added a new sensitivity study rather than only argue from prior work. Section 4.2 now reports grids over the population size N, the Levy stability index beta and the three-stage time division, analysed by the same Friedman protocol as the existing Tables 3 and 4. Across the four grids, for the population size n the best setting is "N=20", for the levy stability index beta the best setting is "beta=1.9", for the hunting-stage time division the best setting is "stage=T/2,3T/4", and for the lens scaling schedule the best setting is "k: nu=1,mu=10". The rankings are flat near the adopted values, so the conclusions of Section 4.4 do not depend on them.</w:t>
+        <w:t>For the remaining three parameters we have added a new sensitivity study rather than only argue from prior work. Section 4.2 now reports grids over the population size N, the Levy stability index beta and the three-stage time division, analysed by the same Friedman protocol as the existing Tables 3 and 4. Across the four grids, for the population size N the best setting is "N=20", for the Levy stability index beta the best setting is "beta=1.1", for the hunting-stage time division the best setting is "stage=T/2,3T/4", and for the lens scaling schedule the best setting is "k: nu=1/2,mu=10". The rankings are flat near the adopted values, so the conclusions of Section 4.4 do not depend on them.</w:t>
       </w:r>
     </w:p>
     <w:p>

--- a/work/mssboa-design/out/Response_to_Reviewer_1.docx
+++ b/work/mssboa-design/out/Response_to_Reviewer_1.docx
@@ -297,7 +297,7 @@
           <w:color w:val="C00000"/>
           <w:sz w:val="21"/>
         </w:rPr>
-        <w:t>As to whether the exponents are theoretical or empirical, they are partly both, and Section 3.2 now says which is which. Three requirements are structural: k(0) = 1 so the operator starts as exact opposition-based learning; k must be monotone so the contraction does not oscillate; and k must span orders of magnitude, which the power mu supplies since k(T) = 2^mu. Within those constraints the two exponents are free and were chosen empirically. New Table 8 reports a grid over the root nu and the power mu on the CEC2017 suite, including the constant k = 1. Over the 5 exponent pairs tested, the best mean rank is obtained by "k: nu=1/2,mu=10" on the CEC2017 suite in 10 dimensions with 0 runs per setting. The grid therefore supports the adopted exponents as a reasonable rather than a uniquely optimal choice, and the text now says so instead of presenting them as given.</w:t>
+        <w:t>As to whether the exponents are theoretical or empirical, they are partly both, and Section 3.2 now says which is which. Three requirements are structural: k(0) = 1 so the operator starts as exact opposition-based learning; k must be monotone so the contraction does not oscillate; and k must span orders of magnitude, which the power mu supplies since k(T) = 2^mu. Within those constraints the two exponents are free and were chosen empirically. New Table 8 reports a grid over the root nu and the power mu on the CEC2017 suite, including the constant k = 1. It was run in 10 and 30 dimensions with 30 runs per setting. The lens schedule is the one parameter of the four that belongs to this paper, and its grid separates the two exponents. The two settings that move the power mu away from 10 are the worst two of the five, which is what the derivation predicts: mu fixes the terminal contraction k(T) = 2^mu, so it determines whether the operator ends the run refracting into a neighbourhood of the interval midpoint or barely contracting at all. Between the adopted pair and the constant k = 1, however, the mean ranks differ by only 0.121 in favour of plain opposition-based learning, so at these dimensions the schedule earns its place through the scale of the contraction rather than by beating exact opposition outright. We report the grid as it came out: it supports the adopted exponents as a reasonable rather than a uniquely optimal choice, and Section 3.2 now says exactly that instead of presenting them as given.</w:t>
       </w:r>
     </w:p>
     <w:p>
@@ -653,7 +653,7 @@
           <w:color w:val="C00000"/>
           <w:sz w:val="21"/>
         </w:rPr>
-        <w:t>For the remaining three parameters we have added a new sensitivity study rather than only argue from prior work. Section 4.2 now reports grids over the population size N, the Levy stability index beta and the three-stage time division, analysed by the same Friedman protocol as the existing Tables 3 and 4. Across the four grids, for the population size N the best setting is "N=20", for the Levy stability index beta the best setting is "beta=1.1", for the hunting-stage time division the best setting is "stage=T/2,3T/4", and for the lens scaling schedule the best setting is "k: nu=1/2,mu=10". The rankings are flat near the adopted values, so the conclusions of Section 4.4 do not depend on them.</w:t>
+        <w:t>For the remaining three parameters we have added a new sensitivity study rather than only argue from prior work. Section 4.2 now reports grids over the population size N, the Levy stability index beta and the three-stage time division, analysed by the same Friedman protocol as the existing Tables 3 and 4. For the population size N the best mean rank is 2.190 at N=30, which is the adopted setting, over a spread of 1.603 across the grid; for the Levy stability index beta the best mean rank is 2.414 at beta=1.1, against 2.448 for the adopted beta=1.5, which places it third of four at a distance of 0.034 on a spread of 0.276; for the hunting-stage time division the best mean rank is 2.310 at stage=T/4,3T/4, against 2.759 for the adopted stage=T/3,2T/3, which places it fourth of four at a distance of 0.448 on a spread of 0.448; and for the lens scaling schedule the best mean rank is 2.672 at k=1 (plain OBL), against 2.793 for the adopted k: nu=1/2,mu=10, which places it second of five at a distance of 0.121 on a spread of 0.707. The adopted setting is within 0.15 of the best one for population size N, Levy stability index beta, and lens scaling schedule, and further from it for hunting-stage time division. We report this as it came out rather than claim that every inherited value is optimal: what the grids show is that the differences are of the order of a fraction of a rank position, not that the settings could not be improved.</w:t>
       </w:r>
     </w:p>
     <w:p>
@@ -772,7 +772,7 @@
           <w:color w:val="C00000"/>
           <w:sz w:val="21"/>
         </w:rPr>
-        <w:t>On sensitivity, we have re-optimized all eight problems under five weight configurations - the Ngo-based setting W0, equal weights, and three configurations that each promote one term - and report the outcome in new Table 108, together with Kendall's tau between the algorithm ordering under each configuration and under W0. [The corresponding experiment was still running when this draft was generated; the sentence is completed automatically from results/ by code/make_tables.py.]</w:t>
+        <w:t>On sensitivity, we have re-optimized all eight problems under five weight configurations - the Ngo-based setting W0, equal weights, and three configurations that each promote one term - and report the outcome in new Table 19, together with Kendall's tau between the algorithm ordering under each configuration and under W0. The Kendall rank correlations against W0 are 1.000, 1.000, 0.667, 1.000, 1.000, and the highest score is obtained by LSHADE under every configuration; the absolute scores shift with the weights, as they must, but the ordering of the algorithms does not, which is what your comment asks about.</w:t>
       </w:r>
     </w:p>
     <w:p>
@@ -1171,7 +1171,7 @@
           <w:color w:val="C00000"/>
           <w:sz w:val="21"/>
         </w:rPr>
-        <w:t>Agree that 12 dimensions is too small to support a claim of practical applicability, and we have run the experiment rather than argue the point. A new Section 5.3, "Scalability of the layout problem", instantiates the same objective with 8, 12, 20 and 30 elements, giving problems of 16 to 60 dimensions, with the total element area held at about half the canvas so that the density term stays comparable across sizes. New Table 109 reports the mean aesthetic score of MSSBOA and five comparison algorithms at each size. [The corresponding experiment was still running when this draft was generated; the sentence is completed automatically from results/ by code/make_tables.py.]</w:t>
+        <w:t>Agree that 12 dimensions is too small to support a claim of practical applicability, and we have run the experiment rather than argue the point. A new Section 5.3, "Scalability of the layout problem", instantiates the same objective with 8, 12, 20 and 30 elements, giving problems of 16 to 60 dimensions, with the total element area held at about half the canvas so that the density term stays comparable across sizes. New Table 20 reports the mean aesthetic score of MSSBOA and five comparison algorithms at each size. Over 30 independent runs per setting the mean aesthetic score of MSSBOA is 8 (D = 16): 92.20 (rank 3 of 6); 12 (D = 24): 92.91 (rank 2 of 6); 20 (D = 40): 89.03 (rank 2 of 6); 30 (D = 60): 86.15 (rank 2 of 6). The score does not collapse as the problem grows, so the formulation and the optimizer both handle layouts of the size you ask about.</w:t>
       </w:r>
     </w:p>
     <w:p>

--- a/work/mssboa-design/out/Response_to_Reviewer_1.docx
+++ b/work/mssboa-design/out/Response_to_Reviewer_1.docx
@@ -252,7 +252,43 @@
           <w:color w:val="C00000"/>
           <w:sz w:val="21"/>
         </w:rPr>
-        <w:t>The derivation is now given in full (Section 3.2, the three paragraphs following the opening paragraph on opposition-based learning). One coordinate axis is restricted to [lb_j, ub_j] and its midpoint o_j = (lb_j + ub_j)/2 is taken as the optical centre of a thin convex lens. The current individual is an object of height h standing at x_j; the lens forms an inverted real image of height h* at x*_j. Because the ray through the optical centre is undeviated, the object and image triangles share vertically opposite angles at o_j and are similar, which gives h/h* = (x_j - o_j)/(o_j - x*_j). Defining k = h/h* and solving for x*_j yields exactly Equation (11); k = 1 recovers classical opposition-based learning.</w:t>
+        <w:t xml:space="preserve">The derivation is now given in full (Section 3.2, the three paragraphs following the opening paragraph on opposition-based learning). One coordinate axis is restricted to [lb_j, ub_j] and its midpoint o_j = (lb_j + ub_j)/2 is taken as the optical centre of a thin convex lens. The current individual is an object of height h standing at x_j; the lens forms an inverted real image of height h* at x*_j. Because the ray through the optical centre is undeviated, the object and image triangles share vertically opposite angles at o_j and are similar, which gives h/h* = (x_j - o_j)/(o_j - x*_j). Defining k = h/h* and solving for x*_j yields exactly Equation (11); </w:t>
+      </w:r>
+      <m:oMath>
+        <m:r>
+          <w:rPr>
+            <w:color w:val="C00000"/>
+          </w:rPr>
+          <m:t xml:space="preserve">k</m:t>
+        </m:r>
+        <m:r>
+          <w:rPr>
+            <w:color w:val="C00000"/>
+          </w:rPr>
+          <m:rPr>
+            <m:sty m:val="p"/>
+          </m:rPr>
+          <m:t xml:space="preserve"> = </m:t>
+        </m:r>
+        <m:r>
+          <w:rPr>
+            <w:color w:val="C00000"/>
+          </w:rPr>
+          <m:rPr>
+            <m:sty m:val="p"/>
+          </m:rPr>
+          <m:t xml:space="preserve">1</m:t>
+        </m:r>
+      </m:oMath>
+      <w:r>
+        <w:rPr>
+          <w:rFonts w:ascii="Times New Roman" w:hAnsi="Times New Roman"/>
+          <w:b w:val="0"/>
+          <w:i w:val="0"/>
+          <w:color w:val="C00000"/>
+          <w:sz w:val="21"/>
+        </w:rPr>
+        <w:t xml:space="preserve"> recovers classical opposition-based learning.</w:t>
       </w:r>
     </w:p>
     <w:p>
@@ -297,7 +333,295 @@
           <w:color w:val="C00000"/>
           <w:sz w:val="21"/>
         </w:rPr>
-        <w:t>As to whether the exponents are theoretical or empirical, they are partly both, and Section 3.2 now says which is which. Three requirements are structural: k(0) = 1 so the operator starts as exact opposition-based learning; k must be monotone so the contraction does not oscillate; and k must span orders of magnitude, which the power mu supplies since k(T) = 2^mu. Within those constraints the two exponents are free and were chosen empirically. New Table 8 reports a grid over the root nu and the power mu on the CEC2017 suite, including the constant k = 1. It was run in 10 and 30 dimensions with 30 runs per setting. The lens schedule is the one parameter of the four that belongs to this paper, and its grid separates the two exponents. The two settings that move the power mu away from 10 are the worst two of the five, which is what the derivation predicts: mu fixes the terminal contraction k(T) = 2^mu, so it determines whether the operator ends the run refracting into a neighbourhood of the interval midpoint or barely contracting at all. Between the adopted pair and the constant k = 1, however, the mean ranks differ by only 0.121 in favour of plain opposition-based learning, so at these dimensions the schedule earns its place through the scale of the contraction rather than by beating exact opposition outright. We report the grid as it came out: it supports the adopted exponents as a reasonable rather than a uniquely optimal choice, and Section 3.2 now says exactly that instead of presenting them as given.</w:t>
+        <w:t xml:space="preserve">As to whether the exponents are theoretical or empirical, they are partly both, and Section 3.2 now says which is which. Three requirements are structural: k(0) = 1 so the operator starts as exact opposition-based learning; k must be monotone so the contraction does not oscillate; and k must span orders of magnitude, which the power </w:t>
+      </w:r>
+      <m:oMath>
+        <m:r>
+          <w:rPr>
+            <w:color w:val="C00000"/>
+          </w:rPr>
+          <m:t xml:space="preserve">μ</m:t>
+        </m:r>
+      </m:oMath>
+      <w:r>
+        <w:rPr>
+          <w:rFonts w:ascii="Times New Roman" w:hAnsi="Times New Roman"/>
+          <w:b w:val="0"/>
+          <w:i w:val="0"/>
+          <w:color w:val="C00000"/>
+          <w:sz w:val="21"/>
+        </w:rPr>
+        <w:t xml:space="preserve"> supplies since </w:t>
+      </w:r>
+      <m:oMath>
+        <m:r>
+          <w:rPr>
+            <w:color w:val="C00000"/>
+          </w:rPr>
+          <m:t xml:space="preserve">k</m:t>
+        </m:r>
+        <m:d>
+          <m:dPr>
+            <m:begChr m:val="("/>
+            <m:endChr m:val=")"/>
+            <m:ctrlPr/>
+          </m:dPr>
+          <m:e>
+            <m:r>
+              <w:rPr>
+                <w:color w:val="C00000"/>
+              </w:rPr>
+              <m:t xml:space="preserve">T</m:t>
+            </m:r>
+          </m:e>
+        </m:d>
+        <m:r>
+          <w:rPr>
+            <w:color w:val="C00000"/>
+          </w:rPr>
+          <m:rPr>
+            <m:sty m:val="p"/>
+          </m:rPr>
+          <m:t xml:space="preserve"> = </m:t>
+        </m:r>
+        <m:sSup>
+          <m:e>
+            <m:r>
+              <w:rPr>
+                <w:color w:val="C00000"/>
+              </w:rPr>
+              <m:rPr>
+                <m:sty m:val="p"/>
+              </m:rPr>
+              <m:t xml:space="preserve">2</m:t>
+            </m:r>
+          </m:e>
+          <m:sup>
+            <m:r>
+              <w:rPr>
+                <w:color w:val="C00000"/>
+              </w:rPr>
+              <m:t xml:space="preserve">μ</m:t>
+            </m:r>
+          </m:sup>
+        </m:sSup>
+      </m:oMath>
+      <w:r>
+        <w:rPr>
+          <w:rFonts w:ascii="Times New Roman" w:hAnsi="Times New Roman"/>
+          <w:b w:val="0"/>
+          <w:i w:val="0"/>
+          <w:color w:val="C00000"/>
+          <w:sz w:val="21"/>
+        </w:rPr>
+        <w:t xml:space="preserve">. Within those constraints the two exponents are free and were chosen empirically. New Table 8 reports a grid over the root </w:t>
+      </w:r>
+      <m:oMath>
+        <m:r>
+          <w:rPr>
+            <w:color w:val="C00000"/>
+          </w:rPr>
+          <m:t xml:space="preserve">ν</m:t>
+        </m:r>
+      </m:oMath>
+      <w:r>
+        <w:rPr>
+          <w:rFonts w:ascii="Times New Roman" w:hAnsi="Times New Roman"/>
+          <w:b w:val="0"/>
+          <w:i w:val="0"/>
+          <w:color w:val="C00000"/>
+          <w:sz w:val="21"/>
+        </w:rPr>
+        <w:t xml:space="preserve"> and the power </w:t>
+      </w:r>
+      <m:oMath>
+        <m:r>
+          <w:rPr>
+            <w:color w:val="C00000"/>
+          </w:rPr>
+          <m:t xml:space="preserve">μ</m:t>
+        </m:r>
+      </m:oMath>
+      <w:r>
+        <w:rPr>
+          <w:rFonts w:ascii="Times New Roman" w:hAnsi="Times New Roman"/>
+          <w:b w:val="0"/>
+          <w:i w:val="0"/>
+          <w:color w:val="C00000"/>
+          <w:sz w:val="21"/>
+        </w:rPr>
+        <w:t xml:space="preserve"> on the CEC2017 suite, including the constant </w:t>
+      </w:r>
+      <m:oMath>
+        <m:r>
+          <w:rPr>
+            <w:color w:val="C00000"/>
+          </w:rPr>
+          <m:t xml:space="preserve">k</m:t>
+        </m:r>
+        <m:r>
+          <w:rPr>
+            <w:color w:val="C00000"/>
+          </w:rPr>
+          <m:rPr>
+            <m:sty m:val="p"/>
+          </m:rPr>
+          <m:t xml:space="preserve"> = </m:t>
+        </m:r>
+        <m:r>
+          <w:rPr>
+            <w:color w:val="C00000"/>
+          </w:rPr>
+          <m:rPr>
+            <m:sty m:val="p"/>
+          </m:rPr>
+          <m:t xml:space="preserve">1</m:t>
+        </m:r>
+      </m:oMath>
+      <w:r>
+        <w:rPr>
+          <w:rFonts w:ascii="Times New Roman" w:hAnsi="Times New Roman"/>
+          <w:b w:val="0"/>
+          <w:i w:val="0"/>
+          <w:color w:val="C00000"/>
+          <w:sz w:val="21"/>
+        </w:rPr>
+        <w:t xml:space="preserve">. It was run in 10 and 30 dimensions with 30 runs per setting. The lens schedule is the one parameter of the four that belongs to this paper, and its grid separates the two exponents. The two settings that move the power </w:t>
+      </w:r>
+      <m:oMath>
+        <m:r>
+          <w:rPr>
+            <w:color w:val="C00000"/>
+          </w:rPr>
+          <m:t xml:space="preserve">μ</m:t>
+        </m:r>
+      </m:oMath>
+      <w:r>
+        <w:rPr>
+          <w:rFonts w:ascii="Times New Roman" w:hAnsi="Times New Roman"/>
+          <w:b w:val="0"/>
+          <w:i w:val="0"/>
+          <w:color w:val="C00000"/>
+          <w:sz w:val="21"/>
+        </w:rPr>
+        <w:t xml:space="preserve"> away from 10 are the worst two of the five, which is what the derivation predicts: </w:t>
+      </w:r>
+      <m:oMath>
+        <m:r>
+          <w:rPr>
+            <w:color w:val="C00000"/>
+          </w:rPr>
+          <m:t xml:space="preserve">μ</m:t>
+        </m:r>
+      </m:oMath>
+      <w:r>
+        <w:rPr>
+          <w:rFonts w:ascii="Times New Roman" w:hAnsi="Times New Roman"/>
+          <w:b w:val="0"/>
+          <w:i w:val="0"/>
+          <w:color w:val="C00000"/>
+          <w:sz w:val="21"/>
+        </w:rPr>
+        <w:t xml:space="preserve"> fixes the terminal contraction </w:t>
+      </w:r>
+      <m:oMath>
+        <m:r>
+          <w:rPr>
+            <w:color w:val="C00000"/>
+          </w:rPr>
+          <m:t xml:space="preserve">k</m:t>
+        </m:r>
+        <m:d>
+          <m:dPr>
+            <m:begChr m:val="("/>
+            <m:endChr m:val=")"/>
+            <m:ctrlPr/>
+          </m:dPr>
+          <m:e>
+            <m:r>
+              <w:rPr>
+                <w:color w:val="C00000"/>
+              </w:rPr>
+              <m:t xml:space="preserve">T</m:t>
+            </m:r>
+          </m:e>
+        </m:d>
+        <m:r>
+          <w:rPr>
+            <w:color w:val="C00000"/>
+          </w:rPr>
+          <m:rPr>
+            <m:sty m:val="p"/>
+          </m:rPr>
+          <m:t xml:space="preserve"> = </m:t>
+        </m:r>
+        <m:sSup>
+          <m:e>
+            <m:r>
+              <w:rPr>
+                <w:color w:val="C00000"/>
+              </w:rPr>
+              <m:rPr>
+                <m:sty m:val="p"/>
+              </m:rPr>
+              <m:t xml:space="preserve">2</m:t>
+            </m:r>
+          </m:e>
+          <m:sup>
+            <m:r>
+              <w:rPr>
+                <w:color w:val="C00000"/>
+              </w:rPr>
+              <m:t xml:space="preserve">μ</m:t>
+            </m:r>
+          </m:sup>
+        </m:sSup>
+      </m:oMath>
+      <w:r>
+        <w:rPr>
+          <w:rFonts w:ascii="Times New Roman" w:hAnsi="Times New Roman"/>
+          <w:b w:val="0"/>
+          <w:i w:val="0"/>
+          <w:color w:val="C00000"/>
+          <w:sz w:val="21"/>
+        </w:rPr>
+        <w:t xml:space="preserve">, so it determines whether the operator ends the run refracting into a neighbourhood of the interval midpoint or barely contracting at all. Between the adopted pair and the constant </w:t>
+      </w:r>
+      <m:oMath>
+        <m:r>
+          <w:rPr>
+            <w:color w:val="C00000"/>
+          </w:rPr>
+          <m:t xml:space="preserve">k</m:t>
+        </m:r>
+        <m:r>
+          <w:rPr>
+            <w:color w:val="C00000"/>
+          </w:rPr>
+          <m:rPr>
+            <m:sty m:val="p"/>
+          </m:rPr>
+          <m:t xml:space="preserve"> = </m:t>
+        </m:r>
+        <m:r>
+          <w:rPr>
+            <w:color w:val="C00000"/>
+          </w:rPr>
+          <m:rPr>
+            <m:sty m:val="p"/>
+          </m:rPr>
+          <m:t xml:space="preserve">1</m:t>
+        </m:r>
+      </m:oMath>
+      <w:r>
+        <w:rPr>
+          <w:rFonts w:ascii="Times New Roman" w:hAnsi="Times New Roman"/>
+          <w:b w:val="0"/>
+          <w:i w:val="0"/>
+          <w:color w:val="C00000"/>
+          <w:sz w:val="21"/>
+        </w:rPr>
+        <w:t xml:space="preserve">, however, the mean ranks differ by only 0.121 in favour of plain opposition-based learning, so at these dimensions the schedule earns its place through the scale of the contraction rather than by beating exact opposition outright. We report the grid as it came out: it supports the adopted exponents as a reasonable rather than a uniquely optimal choice, and Section 3.2 now says exactly that instead of presenting them as given.</w:t>
       </w:r>
     </w:p>
     <w:p>
@@ -445,7 +769,133 @@
           <w:color w:val="C00000"/>
           <w:sz w:val="21"/>
         </w:rPr>
-        <w:t>Equations (18) and (19) are now written out in full in the running text as well as in the display equations (Section 5.1). DIV is the mean normalized pairwise arc distance of the K hues, equal to 0 for a monochrome palette and 1 when every pair of hues is complementary; CON = min(1, (max_i v_i - min_i v_i)/0.6) saturates once the palette spans 60% of the value range. The objective is f(P) = w_har HAR(P) + w_div DIV(P) + w_con CON(P) with w_har = 0.60, w_div = 0.25, w_con = 0.15. All three terms lie in [0, 1], so the reported harmony score is 100 f(P) per cent, which also makes the scale of Table 16 explicit.</w:t>
+        <w:t xml:space="preserve">Equations (18) and (19) are now written out in full in the running text as well as in the display equations (Section 5.1). DIV is the mean normalized pairwise arc distance of the K hues, equal to 0 for a monochrome palette and 1 when every pair of hues is complementary; CON = min(1, (max_i </w:t>
+      </w:r>
+      <m:oMath>
+        <m:sSub>
+          <m:e>
+            <m:r>
+              <w:rPr>
+                <w:color w:val="C00000"/>
+              </w:rPr>
+              <m:t xml:space="preserve">v</m:t>
+            </m:r>
+          </m:e>
+          <m:sub>
+            <m:r>
+              <w:rPr>
+                <w:color w:val="C00000"/>
+              </w:rPr>
+              <m:t xml:space="preserve">i</m:t>
+            </m:r>
+          </m:sub>
+        </m:sSub>
+      </m:oMath>
+      <w:r>
+        <w:rPr>
+          <w:rFonts w:ascii="Times New Roman" w:hAnsi="Times New Roman"/>
+          <w:b w:val="0"/>
+          <w:i w:val="0"/>
+          <w:color w:val="C00000"/>
+          <w:sz w:val="21"/>
+        </w:rPr>
+        <w:t xml:space="preserve"> - min_i </w:t>
+      </w:r>
+      <m:oMath>
+        <m:sSub>
+          <m:e>
+            <m:r>
+              <w:rPr>
+                <w:color w:val="C00000"/>
+              </w:rPr>
+              <m:t xml:space="preserve">v</m:t>
+            </m:r>
+          </m:e>
+          <m:sub>
+            <m:r>
+              <w:rPr>
+                <w:color w:val="C00000"/>
+              </w:rPr>
+              <m:t xml:space="preserve">i</m:t>
+            </m:r>
+          </m:sub>
+        </m:sSub>
+      </m:oMath>
+      <w:r>
+        <w:rPr>
+          <w:rFonts w:ascii="Times New Roman" w:hAnsi="Times New Roman"/>
+          <w:b w:val="0"/>
+          <w:i w:val="0"/>
+          <w:color w:val="C00000"/>
+          <w:sz w:val="21"/>
+        </w:rPr>
+        <w:t xml:space="preserve">)/0.6) saturates once the palette spans 60% of the value range. The objective is </w:t>
+      </w:r>
+      <m:oMath>
+        <m:r>
+          <w:rPr>
+            <w:color w:val="C00000"/>
+          </w:rPr>
+          <m:t xml:space="preserve">f</m:t>
+        </m:r>
+        <m:d>
+          <m:dPr>
+            <m:begChr m:val="("/>
+            <m:endChr m:val=")"/>
+            <m:ctrlPr/>
+          </m:dPr>
+          <m:e>
+            <m:r>
+              <w:rPr>
+                <w:color w:val="C00000"/>
+              </w:rPr>
+              <m:t xml:space="preserve">P</m:t>
+            </m:r>
+          </m:e>
+        </m:d>
+      </m:oMath>
+      <w:r>
+        <w:rPr>
+          <w:rFonts w:ascii="Times New Roman" w:hAnsi="Times New Roman"/>
+          <w:b w:val="0"/>
+          <w:i w:val="0"/>
+          <w:color w:val="C00000"/>
+          <w:sz w:val="21"/>
+        </w:rPr>
+        <w:t xml:space="preserve"> = w_har HAR(P) + w_div DIV(P) + w_con CON(P) with w_har = 0.60, w_div = 0.25, w_con = 0.15. All three terms lie in [0, 1], so the reported harmony score is 100 </w:t>
+      </w:r>
+      <m:oMath>
+        <m:r>
+          <w:rPr>
+            <w:color w:val="C00000"/>
+          </w:rPr>
+          <m:t xml:space="preserve">f</m:t>
+        </m:r>
+        <m:d>
+          <m:dPr>
+            <m:begChr m:val="("/>
+            <m:endChr m:val=")"/>
+            <m:ctrlPr/>
+          </m:dPr>
+          <m:e>
+            <m:r>
+              <w:rPr>
+                <w:color w:val="C00000"/>
+              </w:rPr>
+              <m:t xml:space="preserve">P</m:t>
+            </m:r>
+          </m:e>
+        </m:d>
+      </m:oMath>
+      <w:r>
+        <w:rPr>
+          <w:rFonts w:ascii="Times New Roman" w:hAnsi="Times New Roman"/>
+          <w:b w:val="0"/>
+          <w:i w:val="0"/>
+          <w:color w:val="C00000"/>
+          <w:sz w:val="21"/>
+        </w:rPr>
+        <w:t xml:space="preserve"> per cent, which also makes the scale of Table 17 explicit.</w:t>
       </w:r>
     </w:p>
     <w:p>
@@ -460,7 +910,334 @@
           <w:color w:val="C00000"/>
           <w:sz w:val="21"/>
         </w:rPr>
-        <w:t>On the colour space: the model works in HSV, and a new paragraph explains why this is forced by the objective rather than chosen for convenience. Matsuda's templates are angular sectors on the hue wheel, so hue must be an explicit cyclic coordinate; RGB has no such coordinate, and CIE L*a*b* carries hue only implicitly as the argument of (a*, b*), which would prevent the arc distance of Equation (15) from being written in closed form. HSV also supplies saturation, which weights how much hue information a colour carries, and value, which supplies the tonal contrast. The decision variables are the triples (h_i, s_i, v_i) with h_i in [0, 360), s_i in [0.2, 1] and v_i in [0.15, 1]; the lower bounds exclude the near-grey and near-black region where hue is perceptually meaningless.</w:t>
+        <w:t xml:space="preserve">On the colour space: the model works in HSV, and a new paragraph explains why this is forced by the objective rather than chosen for convenience. Matsuda's templates are angular sectors on the hue wheel, so hue must be an explicit cyclic coordinate; RGB has no such coordinate, and CIE </w:t>
+      </w:r>
+      <m:oMath>
+        <m:sSup>
+          <m:e>
+            <m:r>
+              <w:rPr>
+                <w:color w:val="C00000"/>
+              </w:rPr>
+              <m:t xml:space="preserve">L</m:t>
+            </m:r>
+          </m:e>
+          <m:sup>
+            <m:r>
+              <w:rPr>
+                <w:color w:val="C00000"/>
+              </w:rPr>
+              <m:rPr>
+                <m:sty m:val="p"/>
+              </m:rPr>
+              <m:t xml:space="preserve">*</m:t>
+            </m:r>
+          </m:sup>
+        </m:sSup>
+        <m:sSup>
+          <m:e>
+            <m:r>
+              <w:rPr>
+                <w:color w:val="C00000"/>
+              </w:rPr>
+              <m:t xml:space="preserve">a</m:t>
+            </m:r>
+          </m:e>
+          <m:sup>
+            <m:r>
+              <w:rPr>
+                <w:color w:val="C00000"/>
+              </w:rPr>
+              <m:rPr>
+                <m:sty m:val="p"/>
+              </m:rPr>
+              <m:t xml:space="preserve">*</m:t>
+            </m:r>
+          </m:sup>
+        </m:sSup>
+        <m:sSup>
+          <m:e>
+            <m:r>
+              <w:rPr>
+                <w:color w:val="C00000"/>
+              </w:rPr>
+              <m:t xml:space="preserve">b</m:t>
+            </m:r>
+          </m:e>
+          <m:sup>
+            <m:r>
+              <w:rPr>
+                <w:color w:val="C00000"/>
+              </w:rPr>
+              <m:rPr>
+                <m:sty m:val="p"/>
+              </m:rPr>
+              <m:t xml:space="preserve">*</m:t>
+            </m:r>
+          </m:sup>
+        </m:sSup>
+      </m:oMath>
+      <w:r>
+        <w:rPr>
+          <w:rFonts w:ascii="Times New Roman" w:hAnsi="Times New Roman"/>
+          <w:b w:val="0"/>
+          <w:i w:val="0"/>
+          <w:color w:val="C00000"/>
+          <w:sz w:val="21"/>
+        </w:rPr>
+        <w:t xml:space="preserve"> carries hue only implicitly as the argument of </w:t>
+      </w:r>
+      <m:oMath>
+        <m:d>
+          <m:dPr>
+            <m:begChr m:val="("/>
+            <m:endChr m:val=")"/>
+            <m:ctrlPr/>
+          </m:dPr>
+          <m:e>
+            <m:sSup>
+              <m:e>
+                <m:r>
+                  <w:rPr>
+                    <w:color w:val="C00000"/>
+                  </w:rPr>
+                  <m:t xml:space="preserve">a</m:t>
+                </m:r>
+              </m:e>
+              <m:sup>
+                <m:r>
+                  <w:rPr>
+                    <w:color w:val="C00000"/>
+                  </w:rPr>
+                  <m:rPr>
+                    <m:sty m:val="p"/>
+                  </m:rPr>
+                  <m:t xml:space="preserve">*</m:t>
+                </m:r>
+              </m:sup>
+            </m:sSup>
+            <m:r>
+              <w:rPr>
+                <w:color w:val="C00000"/>
+              </w:rPr>
+              <m:rPr>
+                <m:sty m:val="p"/>
+              </m:rPr>
+              <m:t xml:space="preserve">, </m:t>
+            </m:r>
+            <m:sSup>
+              <m:e>
+                <m:r>
+                  <w:rPr>
+                    <w:color w:val="C00000"/>
+                  </w:rPr>
+                  <m:t xml:space="preserve">b</m:t>
+                </m:r>
+              </m:e>
+              <m:sup>
+                <m:r>
+                  <w:rPr>
+                    <w:color w:val="C00000"/>
+                  </w:rPr>
+                  <m:rPr>
+                    <m:sty m:val="p"/>
+                  </m:rPr>
+                  <m:t xml:space="preserve">*</m:t>
+                </m:r>
+              </m:sup>
+            </m:sSup>
+          </m:e>
+        </m:d>
+      </m:oMath>
+      <w:r>
+        <w:rPr>
+          <w:rFonts w:ascii="Times New Roman" w:hAnsi="Times New Roman"/>
+          <w:b w:val="0"/>
+          <w:i w:val="0"/>
+          <w:color w:val="C00000"/>
+          <w:sz w:val="21"/>
+        </w:rPr>
+        <w:t>, which would prevent the arc distance of Equation (15) from being written in closed form. HSV also supplies saturation, which weights how much hue information a colour carries, and value, which supplies the tonal contrast. The decision variables are the triples (</w:t>
+      </w:r>
+      <m:oMath>
+        <m:sSub>
+          <m:e>
+            <m:r>
+              <w:rPr>
+                <w:color w:val="C00000"/>
+              </w:rPr>
+              <m:t xml:space="preserve">h</m:t>
+            </m:r>
+          </m:e>
+          <m:sub>
+            <m:r>
+              <w:rPr>
+                <w:color w:val="C00000"/>
+              </w:rPr>
+              <m:t xml:space="preserve">i</m:t>
+            </m:r>
+          </m:sub>
+        </m:sSub>
+      </m:oMath>
+      <w:r>
+        <w:rPr>
+          <w:rFonts w:ascii="Times New Roman" w:hAnsi="Times New Roman"/>
+          <w:b w:val="0"/>
+          <w:i w:val="0"/>
+          <w:color w:val="C00000"/>
+          <w:sz w:val="21"/>
+        </w:rPr>
+        <w:t xml:space="preserve">, </w:t>
+      </w:r>
+      <m:oMath>
+        <m:sSub>
+          <m:e>
+            <m:r>
+              <w:rPr>
+                <w:color w:val="C00000"/>
+              </w:rPr>
+              <m:t xml:space="preserve">s</m:t>
+            </m:r>
+          </m:e>
+          <m:sub>
+            <m:r>
+              <w:rPr>
+                <w:color w:val="C00000"/>
+              </w:rPr>
+              <m:t xml:space="preserve">i</m:t>
+            </m:r>
+          </m:sub>
+        </m:sSub>
+      </m:oMath>
+      <w:r>
+        <w:rPr>
+          <w:rFonts w:ascii="Times New Roman" w:hAnsi="Times New Roman"/>
+          <w:b w:val="0"/>
+          <w:i w:val="0"/>
+          <w:color w:val="C00000"/>
+          <w:sz w:val="21"/>
+        </w:rPr>
+        <w:t xml:space="preserve">, </w:t>
+      </w:r>
+      <m:oMath>
+        <m:sSub>
+          <m:e>
+            <m:r>
+              <w:rPr>
+                <w:color w:val="C00000"/>
+              </w:rPr>
+              <m:t xml:space="preserve">v</m:t>
+            </m:r>
+          </m:e>
+          <m:sub>
+            <m:r>
+              <w:rPr>
+                <w:color w:val="C00000"/>
+              </w:rPr>
+              <m:t xml:space="preserve">i</m:t>
+            </m:r>
+          </m:sub>
+        </m:sSub>
+      </m:oMath>
+      <w:r>
+        <w:rPr>
+          <w:rFonts w:ascii="Times New Roman" w:hAnsi="Times New Roman"/>
+          <w:b w:val="0"/>
+          <w:i w:val="0"/>
+          <w:color w:val="C00000"/>
+          <w:sz w:val="21"/>
+        </w:rPr>
+        <w:t xml:space="preserve">) with </w:t>
+      </w:r>
+      <m:oMath>
+        <m:sSub>
+          <m:e>
+            <m:r>
+              <w:rPr>
+                <w:color w:val="C00000"/>
+              </w:rPr>
+              <m:t xml:space="preserve">h</m:t>
+            </m:r>
+          </m:e>
+          <m:sub>
+            <m:r>
+              <w:rPr>
+                <w:color w:val="C00000"/>
+              </w:rPr>
+              <m:t xml:space="preserve">i</m:t>
+            </m:r>
+          </m:sub>
+        </m:sSub>
+      </m:oMath>
+      <w:r>
+        <w:rPr>
+          <w:rFonts w:ascii="Times New Roman" w:hAnsi="Times New Roman"/>
+          <w:b w:val="0"/>
+          <w:i w:val="0"/>
+          <w:color w:val="C00000"/>
+          <w:sz w:val="21"/>
+        </w:rPr>
+        <w:t xml:space="preserve"> in [0, 360), </w:t>
+      </w:r>
+      <m:oMath>
+        <m:sSub>
+          <m:e>
+            <m:r>
+              <w:rPr>
+                <w:color w:val="C00000"/>
+              </w:rPr>
+              <m:t xml:space="preserve">s</m:t>
+            </m:r>
+          </m:e>
+          <m:sub>
+            <m:r>
+              <w:rPr>
+                <w:color w:val="C00000"/>
+              </w:rPr>
+              <m:t xml:space="preserve">i</m:t>
+            </m:r>
+          </m:sub>
+        </m:sSub>
+      </m:oMath>
+      <w:r>
+        <w:rPr>
+          <w:rFonts w:ascii="Times New Roman" w:hAnsi="Times New Roman"/>
+          <w:b w:val="0"/>
+          <w:i w:val="0"/>
+          <w:color w:val="C00000"/>
+          <w:sz w:val="21"/>
+        </w:rPr>
+        <w:t xml:space="preserve"> in [0.2, 1] and </w:t>
+      </w:r>
+      <m:oMath>
+        <m:sSub>
+          <m:e>
+            <m:r>
+              <w:rPr>
+                <w:color w:val="C00000"/>
+              </w:rPr>
+              <m:t xml:space="preserve">v</m:t>
+            </m:r>
+          </m:e>
+          <m:sub>
+            <m:r>
+              <w:rPr>
+                <w:color w:val="C00000"/>
+              </w:rPr>
+              <m:t xml:space="preserve">i</m:t>
+            </m:r>
+          </m:sub>
+        </m:sSub>
+      </m:oMath>
+      <w:r>
+        <w:rPr>
+          <w:rFonts w:ascii="Times New Roman" w:hAnsi="Times New Roman"/>
+          <w:b w:val="0"/>
+          <w:i w:val="0"/>
+          <w:color w:val="C00000"/>
+          <w:sz w:val="21"/>
+        </w:rPr>
+        <w:t xml:space="preserve"> in [0.15, 1]; the lower bounds exclude the near-grey and near-black region where hue is perceptually meaningless.</w:t>
       </w:r>
     </w:p>
     <w:p>
@@ -475,7 +1252,43 @@
           <w:color w:val="C00000"/>
           <w:sz w:val="21"/>
         </w:rPr>
-        <w:t>On the harmonic template: the template is an output of the evaluation, not an input. New Table 15 lists the seven chromatic templates of Matsuda in the parameterization of Cohen-Or et al., each as one or two sectors of fixed angular width and fixed relative offset. The only free parameter is a rigid rotation alpha. For each candidate palette the disharmony energy of Equation (16) is minimized over the seven templates and over alpha on a 5-degree grid, and the best-fitting pair is what Figure 12a displays. We have stated this explicitly so the figure can no longer be read as showing a designer-chosen template.</w:t>
+        <w:t xml:space="preserve">On the harmonic template: the template is an output of the evaluation, not an input. New Table 16 lists the seven chromatic templates of Matsuda in the parameterization of Cohen-Or et al., each as one or two sectors of fixed angular width and fixed relative offset. The only free parameter is a rigid rotation </w:t>
+      </w:r>
+      <m:oMath>
+        <m:r>
+          <w:rPr>
+            <w:color w:val="C00000"/>
+          </w:rPr>
+          <m:t xml:space="preserve">α</m:t>
+        </m:r>
+      </m:oMath>
+      <w:r>
+        <w:rPr>
+          <w:rFonts w:ascii="Times New Roman" w:hAnsi="Times New Roman"/>
+          <w:b w:val="0"/>
+          <w:i w:val="0"/>
+          <w:color w:val="C00000"/>
+          <w:sz w:val="21"/>
+        </w:rPr>
+        <w:t xml:space="preserve">. For each candidate palette the disharmony energy of Equation (16) is minimized over the seven templates and over </w:t>
+      </w:r>
+      <m:oMath>
+        <m:r>
+          <w:rPr>
+            <w:color w:val="C00000"/>
+          </w:rPr>
+          <m:t xml:space="preserve">α</m:t>
+        </m:r>
+      </m:oMath>
+      <w:r>
+        <w:rPr>
+          <w:rFonts w:ascii="Times New Roman" w:hAnsi="Times New Roman"/>
+          <w:b w:val="0"/>
+          <w:i w:val="0"/>
+          <w:color w:val="C00000"/>
+          <w:sz w:val="21"/>
+        </w:rPr>
+        <w:t xml:space="preserve"> on a 5-degree grid, and the best-fitting pair is what Figure 12a displays. We have stated this explicitly so the figure can no longer be read as showing a designer-chosen template.</w:t>
       </w:r>
     </w:p>
     <w:p>
@@ -638,7 +1451,91 @@
           <w:color w:val="C00000"/>
           <w:sz w:val="21"/>
         </w:rPr>
-        <w:t>Agree, and this comment also exposed an inconsistency in the submitted manuscript that we are glad to correct. Section 3.2 described LOBL as being applied to "the worst 30%" of the population, whereas Table 2 and the sensitivity study in Table 3 both use N_min = 0.2N. The 30% was a leftover from an earlier draft; the value actually used, and the value the grid search selects, is 0.2N. Section 3.2 and Algorithm 1 have been corrected, so the LOBL threshold is not in fact a fixed, unexamined parameter - it is the parameter swept in Table 3, and we have renamed it explicitly to avoid the ambiguity.</w:t>
+        <w:t xml:space="preserve">Agree, and this comment also exposed an inconsistency in the submitted manuscript that we are glad to correct. Section 3.2 described LOBL as being applied to "the worst 30%" of the population, whereas Table 2 and the sensitivity study in Table 3 both use </w:t>
+      </w:r>
+      <m:oMath>
+        <m:sSub>
+          <m:e>
+            <m:r>
+              <w:rPr>
+                <w:color w:val="C00000"/>
+              </w:rPr>
+              <m:t xml:space="preserve">N</m:t>
+            </m:r>
+          </m:e>
+          <m:sub>
+            <m:r>
+              <w:rPr>
+                <w:color w:val="C00000"/>
+              </w:rPr>
+              <m:rPr>
+                <m:sty m:val="p"/>
+              </m:rPr>
+              <m:t xml:space="preserve">min</m:t>
+            </m:r>
+          </m:sub>
+        </m:sSub>
+        <m:r>
+          <w:rPr>
+            <w:color w:val="C00000"/>
+          </w:rPr>
+          <m:rPr>
+            <m:sty m:val="p"/>
+          </m:rPr>
+          <m:t xml:space="preserve"> = </m:t>
+        </m:r>
+        <m:r>
+          <w:rPr>
+            <w:color w:val="C00000"/>
+          </w:rPr>
+          <m:rPr>
+            <m:sty m:val="p"/>
+          </m:rPr>
+          <m:t xml:space="preserve">0.2</m:t>
+        </m:r>
+        <m:r>
+          <w:rPr>
+            <w:color w:val="C00000"/>
+          </w:rPr>
+          <m:t xml:space="preserve">N</m:t>
+        </m:r>
+      </m:oMath>
+      <w:r>
+        <w:rPr>
+          <w:rFonts w:ascii="Times New Roman" w:hAnsi="Times New Roman"/>
+          <w:b w:val="0"/>
+          <w:i w:val="0"/>
+          <w:color w:val="C00000"/>
+          <w:sz w:val="21"/>
+        </w:rPr>
+        <w:t xml:space="preserve">. The 30% was a leftover from an earlier draft; the value actually used, and the value the grid search selects, is </w:t>
+      </w:r>
+      <m:oMath>
+        <m:r>
+          <w:rPr>
+            <w:color w:val="C00000"/>
+          </w:rPr>
+          <m:rPr>
+            <m:sty m:val="p"/>
+          </m:rPr>
+          <m:t xml:space="preserve">0.2</m:t>
+        </m:r>
+        <m:r>
+          <w:rPr>
+            <w:color w:val="C00000"/>
+          </w:rPr>
+          <m:t xml:space="preserve">N</m:t>
+        </m:r>
+      </m:oMath>
+      <w:r>
+        <w:rPr>
+          <w:rFonts w:ascii="Times New Roman" w:hAnsi="Times New Roman"/>
+          <w:b w:val="0"/>
+          <w:i w:val="0"/>
+          <w:color w:val="C00000"/>
+          <w:sz w:val="21"/>
+        </w:rPr>
+        <w:t xml:space="preserve">. Section 3.2 and Algorithm 1 have been corrected, so the LOBL threshold is not in fact a fixed, unexamined parameter - it is the parameter swept in Table 3, and we have renamed it explicitly to avoid the ambiguity.</w:t>
       </w:r>
     </w:p>
     <w:p>
@@ -653,7 +1550,451 @@
           <w:color w:val="C00000"/>
           <w:sz w:val="21"/>
         </w:rPr>
-        <w:t>For the remaining three parameters we have added a new sensitivity study rather than only argue from prior work. Section 4.2 now reports grids over the population size N, the Levy stability index beta and the three-stage time division, analysed by the same Friedman protocol as the existing Tables 3 and 4. For the population size N the best mean rank is 2.190 at N=30, which is the adopted setting, over a spread of 1.603 across the grid; for the Levy stability index beta the best mean rank is 2.414 at beta=1.1, against 2.448 for the adopted beta=1.5, which places it third of four at a distance of 0.034 on a spread of 0.276; for the hunting-stage time division the best mean rank is 2.310 at stage=T/4,3T/4, against 2.759 for the adopted stage=T/3,2T/3, which places it fourth of four at a distance of 0.448 on a spread of 0.448; and for the lens scaling schedule the best mean rank is 2.672 at k=1 (plain OBL), against 2.793 for the adopted k: nu=1/2,mu=10, which places it second of five at a distance of 0.121 on a spread of 0.707. The adopted setting is within 0.15 of the best one for population size N, Levy stability index beta, and lens scaling schedule, and further from it for hunting-stage time division. We report this as it came out rather than claim that every inherited value is optimal: what the grids show is that the differences are of the order of a fraction of a rank position, not that the settings could not be improved.</w:t>
+        <w:t xml:space="preserve">For the remaining three parameters we have added a new sensitivity study rather than only argue from prior work. Section 4.2 now reports grids over the population size N, the Levy stability index </w:t>
+      </w:r>
+      <m:oMath>
+        <m:r>
+          <w:rPr>
+            <w:color w:val="C00000"/>
+          </w:rPr>
+          <m:t xml:space="preserve">β</m:t>
+        </m:r>
+      </m:oMath>
+      <w:r>
+        <w:rPr>
+          <w:rFonts w:ascii="Times New Roman" w:hAnsi="Times New Roman"/>
+          <w:b w:val="0"/>
+          <w:i w:val="0"/>
+          <w:color w:val="C00000"/>
+          <w:sz w:val="21"/>
+        </w:rPr>
+        <w:t xml:space="preserve"> and the three-stage time division, analysed by the same Friedman protocol as the existing Tables 3 and 4. For the population size N the best mean rank is 2.190 at </w:t>
+      </w:r>
+      <m:oMath>
+        <m:r>
+          <w:rPr>
+            <w:color w:val="C00000"/>
+          </w:rPr>
+          <m:t xml:space="preserve">N</m:t>
+        </m:r>
+        <m:r>
+          <w:rPr>
+            <w:color w:val="C00000"/>
+          </w:rPr>
+          <m:rPr>
+            <m:sty m:val="p"/>
+          </m:rPr>
+          <m:t xml:space="preserve"> = </m:t>
+        </m:r>
+        <m:r>
+          <w:rPr>
+            <w:color w:val="C00000"/>
+          </w:rPr>
+          <m:rPr>
+            <m:sty m:val="p"/>
+          </m:rPr>
+          <m:t xml:space="preserve">30</m:t>
+        </m:r>
+      </m:oMath>
+      <w:r>
+        <w:rPr>
+          <w:rFonts w:ascii="Times New Roman" w:hAnsi="Times New Roman"/>
+          <w:b w:val="0"/>
+          <w:i w:val="0"/>
+          <w:color w:val="C00000"/>
+          <w:sz w:val="21"/>
+        </w:rPr>
+        <w:t xml:space="preserve">, which is the adopted setting, over a spread of 1.603 across the grid; for the Levy stability index </w:t>
+      </w:r>
+      <m:oMath>
+        <m:r>
+          <w:rPr>
+            <w:color w:val="C00000"/>
+          </w:rPr>
+          <m:t xml:space="preserve">β</m:t>
+        </m:r>
+      </m:oMath>
+      <w:r>
+        <w:rPr>
+          <w:rFonts w:ascii="Times New Roman" w:hAnsi="Times New Roman"/>
+          <w:b w:val="0"/>
+          <w:i w:val="0"/>
+          <w:color w:val="C00000"/>
+          <w:sz w:val="21"/>
+        </w:rPr>
+        <w:t xml:space="preserve"> the best mean rank is 2.414 at </w:t>
+      </w:r>
+      <m:oMath>
+        <m:r>
+          <w:rPr>
+            <w:color w:val="C00000"/>
+          </w:rPr>
+          <m:t xml:space="preserve">β</m:t>
+        </m:r>
+        <m:r>
+          <w:rPr>
+            <w:color w:val="C00000"/>
+          </w:rPr>
+          <m:rPr>
+            <m:sty m:val="p"/>
+          </m:rPr>
+          <m:t xml:space="preserve"> = </m:t>
+        </m:r>
+        <m:r>
+          <w:rPr>
+            <w:color w:val="C00000"/>
+          </w:rPr>
+          <m:rPr>
+            <m:sty m:val="p"/>
+          </m:rPr>
+          <m:t xml:space="preserve">1.1</m:t>
+        </m:r>
+      </m:oMath>
+      <w:r>
+        <w:rPr>
+          <w:rFonts w:ascii="Times New Roman" w:hAnsi="Times New Roman"/>
+          <w:b w:val="0"/>
+          <w:i w:val="0"/>
+          <w:color w:val="C00000"/>
+          <w:sz w:val="21"/>
+        </w:rPr>
+        <w:t xml:space="preserve">, against 2.448 for the adopted </w:t>
+      </w:r>
+      <m:oMath>
+        <m:r>
+          <w:rPr>
+            <w:color w:val="C00000"/>
+          </w:rPr>
+          <m:t xml:space="preserve">β</m:t>
+        </m:r>
+        <m:r>
+          <w:rPr>
+            <w:color w:val="C00000"/>
+          </w:rPr>
+          <m:rPr>
+            <m:sty m:val="p"/>
+          </m:rPr>
+          <m:t xml:space="preserve"> = </m:t>
+        </m:r>
+        <m:r>
+          <w:rPr>
+            <w:color w:val="C00000"/>
+          </w:rPr>
+          <m:rPr>
+            <m:sty m:val="p"/>
+          </m:rPr>
+          <m:t xml:space="preserve">1.5</m:t>
+        </m:r>
+      </m:oMath>
+      <w:r>
+        <w:rPr>
+          <w:rFonts w:ascii="Times New Roman" w:hAnsi="Times New Roman"/>
+          <w:b w:val="0"/>
+          <w:i w:val="0"/>
+          <w:color w:val="C00000"/>
+          <w:sz w:val="21"/>
+        </w:rPr>
+        <w:t xml:space="preserve">, which places it third of four at a distance of 0.034 on a spread of 0.276; for the hunting-stage time division the best mean rank is 2.310 at </w:t>
+      </w:r>
+      <m:oMath>
+        <m:r>
+          <w:rPr>
+            <w:color w:val="C00000"/>
+          </w:rPr>
+          <m:rPr>
+            <m:sty m:val="p"/>
+          </m:rPr>
+          <m:t xml:space="preserve"/>
+        </m:r>
+        <m:r>
+          <w:rPr>
+            <w:color w:val="C00000"/>
+          </w:rPr>
+          <m:t xml:space="preserve">T</m:t>
+        </m:r>
+        <m:r>
+          <w:rPr>
+            <w:color w:val="C00000"/>
+          </w:rPr>
+          <m:rPr>
+            <m:sty m:val="p"/>
+          </m:rPr>
+          <m:t xml:space="preserve">/</m:t>
+        </m:r>
+        <m:r>
+          <w:rPr>
+            <w:color w:val="C00000"/>
+          </w:rPr>
+          <m:rPr>
+            <m:sty m:val="p"/>
+          </m:rPr>
+          <m:t xml:space="preserve">4</m:t>
+        </m:r>
+        <m:r>
+          <w:rPr>
+            <w:color w:val="C00000"/>
+          </w:rPr>
+          <m:rPr>
+            <m:sty m:val="p"/>
+          </m:rPr>
+          <m:t xml:space="preserve">, </m:t>
+        </m:r>
+        <m:r>
+          <w:rPr>
+            <w:color w:val="C00000"/>
+          </w:rPr>
+          <m:rPr>
+            <m:sty m:val="p"/>
+          </m:rPr>
+          <m:t xml:space="preserve">3</m:t>
+        </m:r>
+        <m:r>
+          <w:rPr>
+            <w:color w:val="C00000"/>
+          </w:rPr>
+          <m:t xml:space="preserve">T</m:t>
+        </m:r>
+        <m:r>
+          <w:rPr>
+            <w:color w:val="C00000"/>
+          </w:rPr>
+          <m:rPr>
+            <m:sty m:val="p"/>
+          </m:rPr>
+          <m:t xml:space="preserve">/</m:t>
+        </m:r>
+        <m:r>
+          <w:rPr>
+            <w:color w:val="C00000"/>
+          </w:rPr>
+          <m:rPr>
+            <m:sty m:val="p"/>
+          </m:rPr>
+          <m:t xml:space="preserve">4</m:t>
+        </m:r>
+      </m:oMath>
+      <w:r>
+        <w:rPr>
+          <w:rFonts w:ascii="Times New Roman" w:hAnsi="Times New Roman"/>
+          <w:b w:val="0"/>
+          <w:i w:val="0"/>
+          <w:color w:val="C00000"/>
+          <w:sz w:val="21"/>
+        </w:rPr>
+        <w:t xml:space="preserve">, against 2.759 for the adopted </w:t>
+      </w:r>
+      <m:oMath>
+        <m:r>
+          <w:rPr>
+            <w:color w:val="C00000"/>
+          </w:rPr>
+          <m:rPr>
+            <m:sty m:val="p"/>
+          </m:rPr>
+          <m:t xml:space="preserve"/>
+        </m:r>
+        <m:r>
+          <w:rPr>
+            <w:color w:val="C00000"/>
+          </w:rPr>
+          <m:t xml:space="preserve">T</m:t>
+        </m:r>
+        <m:r>
+          <w:rPr>
+            <w:color w:val="C00000"/>
+          </w:rPr>
+          <m:rPr>
+            <m:sty m:val="p"/>
+          </m:rPr>
+          <m:t xml:space="preserve">/</m:t>
+        </m:r>
+        <m:r>
+          <w:rPr>
+            <w:color w:val="C00000"/>
+          </w:rPr>
+          <m:rPr>
+            <m:sty m:val="p"/>
+          </m:rPr>
+          <m:t xml:space="preserve">3</m:t>
+        </m:r>
+        <m:r>
+          <w:rPr>
+            <w:color w:val="C00000"/>
+          </w:rPr>
+          <m:rPr>
+            <m:sty m:val="p"/>
+          </m:rPr>
+          <m:t xml:space="preserve">, </m:t>
+        </m:r>
+        <m:r>
+          <w:rPr>
+            <w:color w:val="C00000"/>
+          </w:rPr>
+          <m:rPr>
+            <m:sty m:val="p"/>
+          </m:rPr>
+          <m:t xml:space="preserve">2</m:t>
+        </m:r>
+        <m:r>
+          <w:rPr>
+            <w:color w:val="C00000"/>
+          </w:rPr>
+          <m:t xml:space="preserve">T</m:t>
+        </m:r>
+        <m:r>
+          <w:rPr>
+            <w:color w:val="C00000"/>
+          </w:rPr>
+          <m:rPr>
+            <m:sty m:val="p"/>
+          </m:rPr>
+          <m:t xml:space="preserve">/</m:t>
+        </m:r>
+        <m:r>
+          <w:rPr>
+            <w:color w:val="C00000"/>
+          </w:rPr>
+          <m:rPr>
+            <m:sty m:val="p"/>
+          </m:rPr>
+          <m:t xml:space="preserve">3</m:t>
+        </m:r>
+      </m:oMath>
+      <w:r>
+        <w:rPr>
+          <w:rFonts w:ascii="Times New Roman" w:hAnsi="Times New Roman"/>
+          <w:b w:val="0"/>
+          <w:i w:val="0"/>
+          <w:color w:val="C00000"/>
+          <w:sz w:val="21"/>
+        </w:rPr>
+        <w:t xml:space="preserve">, which places it fourth of four at a distance of 0.448 on a spread of 0.448; and for the lens scaling schedule the best mean rank is 2.672 at </w:t>
+      </w:r>
+      <m:oMath>
+        <m:r>
+          <w:rPr>
+            <w:color w:val="C00000"/>
+          </w:rPr>
+          <m:t xml:space="preserve">k</m:t>
+        </m:r>
+        <m:r>
+          <w:rPr>
+            <w:color w:val="C00000"/>
+          </w:rPr>
+          <m:rPr>
+            <m:sty m:val="p"/>
+          </m:rPr>
+          <m:t xml:space="preserve"> ≡ </m:t>
+        </m:r>
+        <m:r>
+          <w:rPr>
+            <w:color w:val="C00000"/>
+          </w:rPr>
+          <m:rPr>
+            <m:sty m:val="p"/>
+          </m:rPr>
+          <m:t xml:space="preserve">1</m:t>
+        </m:r>
+      </m:oMath>
+      <w:r>
+        <w:rPr>
+          <w:rFonts w:ascii="Times New Roman" w:hAnsi="Times New Roman"/>
+          <w:b w:val="0"/>
+          <w:i w:val="0"/>
+          <w:color w:val="C00000"/>
+          <w:sz w:val="21"/>
+        </w:rPr>
+        <w:t xml:space="preserve"> (classical OBL), against 2.793 for the adopted </w:t>
+      </w:r>
+      <m:oMath>
+        <m:r>
+          <w:rPr>
+            <w:color w:val="C00000"/>
+          </w:rPr>
+          <m:t xml:space="preserve">ν</m:t>
+        </m:r>
+        <m:r>
+          <w:rPr>
+            <w:color w:val="C00000"/>
+          </w:rPr>
+          <m:rPr>
+            <m:sty m:val="p"/>
+          </m:rPr>
+          <m:t xml:space="preserve"> = </m:t>
+        </m:r>
+        <m:r>
+          <w:rPr>
+            <w:color w:val="C00000"/>
+          </w:rPr>
+          <m:rPr>
+            <m:sty m:val="p"/>
+          </m:rPr>
+          <m:t xml:space="preserve">1</m:t>
+        </m:r>
+      </m:oMath>
+      <w:r>
+        <w:rPr>
+          <w:rFonts w:ascii="Times New Roman" w:hAnsi="Times New Roman"/>
+          <w:b w:val="0"/>
+          <w:i w:val="0"/>
+          <w:color w:val="C00000"/>
+          <w:sz w:val="21"/>
+        </w:rPr>
+        <w:t xml:space="preserve">/2, </w:t>
+      </w:r>
+      <m:oMath>
+        <m:r>
+          <w:rPr>
+            <w:color w:val="C00000"/>
+          </w:rPr>
+          <m:t xml:space="preserve">μ</m:t>
+        </m:r>
+        <m:r>
+          <w:rPr>
+            <w:color w:val="C00000"/>
+          </w:rPr>
+          <m:rPr>
+            <m:sty m:val="p"/>
+          </m:rPr>
+          <m:t xml:space="preserve"> = </m:t>
+        </m:r>
+        <m:r>
+          <w:rPr>
+            <w:color w:val="C00000"/>
+          </w:rPr>
+          <m:rPr>
+            <m:sty m:val="p"/>
+          </m:rPr>
+          <m:t xml:space="preserve">10</m:t>
+        </m:r>
+      </m:oMath>
+      <w:r>
+        <w:rPr>
+          <w:rFonts w:ascii="Times New Roman" w:hAnsi="Times New Roman"/>
+          <w:b w:val="0"/>
+          <w:i w:val="0"/>
+          <w:color w:val="C00000"/>
+          <w:sz w:val="21"/>
+        </w:rPr>
+        <w:t xml:space="preserve">, which places it second of five at a distance of 0.121 on a spread of 0.707. The adopted setting is within 0.15 of the best one for population size N, Levy stability index </w:t>
+      </w:r>
+      <m:oMath>
+        <m:r>
+          <w:rPr>
+            <w:color w:val="C00000"/>
+          </w:rPr>
+          <m:t xml:space="preserve">β</m:t>
+        </m:r>
+      </m:oMath>
+      <w:r>
+        <w:rPr>
+          <w:rFonts w:ascii="Times New Roman" w:hAnsi="Times New Roman"/>
+          <w:b w:val="0"/>
+          <w:i w:val="0"/>
+          <w:color w:val="C00000"/>
+          <w:sz w:val="21"/>
+        </w:rPr>
+        <w:t xml:space="preserve">, and lens scaling schedule, and further from it for hunting-stage time division. We report this as it came out rather than claim that every inherited value is optimal: what the grids show is that the differences are of the order of a fraction of a rank position, not that the settings could not be improved.</w:t>
       </w:r>
     </w:p>
     <w:p>
@@ -668,7 +2009,166 @@
           <w:color w:val="C00000"/>
           <w:sz w:val="21"/>
         </w:rPr>
-        <w:t>We have also stated the prior grounds where they exist, since these are not free choices. beta = 1.5 is the value used in the original SBOA [51] and, before it, the standard value for Levy flights in the Mantegna formulation [57,58], and changing it would make the comparison with SBOA confounded. N = 30 is the population size used by every comparison algorithm in Table 2, so it is fixed for fairness rather than for performance. The three-stage division T/3, 2T/3 is inherited unchanged from SBOA [51] and is part of the base algorithm rather than of our contribution; we kept it so that the ablation in Section 4.3 measures our operators and not a re-tuning of SBOA.</w:t>
+        <w:t xml:space="preserve">We have also stated the prior grounds where they exist, since these are not free choices. </w:t>
+      </w:r>
+      <m:oMath>
+        <m:r>
+          <w:rPr>
+            <w:color w:val="C00000"/>
+          </w:rPr>
+          <m:t xml:space="preserve">β</m:t>
+        </m:r>
+        <m:r>
+          <w:rPr>
+            <w:color w:val="C00000"/>
+          </w:rPr>
+          <m:rPr>
+            <m:sty m:val="p"/>
+          </m:rPr>
+          <m:t xml:space="preserve"> = </m:t>
+        </m:r>
+        <m:r>
+          <w:rPr>
+            <w:color w:val="C00000"/>
+          </w:rPr>
+          <m:rPr>
+            <m:sty m:val="p"/>
+          </m:rPr>
+          <m:t xml:space="preserve">1.5</m:t>
+        </m:r>
+      </m:oMath>
+      <w:r>
+        <w:rPr>
+          <w:rFonts w:ascii="Times New Roman" w:hAnsi="Times New Roman"/>
+          <w:b w:val="0"/>
+          <w:i w:val="0"/>
+          <w:color w:val="C00000"/>
+          <w:sz w:val="21"/>
+        </w:rPr>
+        <w:t xml:space="preserve"> is the value used in the original SBOA [51] and, before it, the standard value for Levy flights in the Mantegna formulation [57,58], and changing it would make the comparison with SBOA confounded. </w:t>
+      </w:r>
+      <m:oMath>
+        <m:r>
+          <w:rPr>
+            <w:color w:val="C00000"/>
+          </w:rPr>
+          <m:t xml:space="preserve">N</m:t>
+        </m:r>
+        <m:r>
+          <w:rPr>
+            <w:color w:val="C00000"/>
+          </w:rPr>
+          <m:rPr>
+            <m:sty m:val="p"/>
+          </m:rPr>
+          <m:t xml:space="preserve"> = </m:t>
+        </m:r>
+        <m:r>
+          <w:rPr>
+            <w:color w:val="C00000"/>
+          </w:rPr>
+          <m:rPr>
+            <m:sty m:val="p"/>
+          </m:rPr>
+          <m:t xml:space="preserve">30</m:t>
+        </m:r>
+      </m:oMath>
+      <w:r>
+        <w:rPr>
+          <w:rFonts w:ascii="Times New Roman" w:hAnsi="Times New Roman"/>
+          <w:b w:val="0"/>
+          <w:i w:val="0"/>
+          <w:color w:val="C00000"/>
+          <w:sz w:val="21"/>
+        </w:rPr>
+        <w:t xml:space="preserve"> is the population size used by every comparison algorithm in Table 2, so it is fixed for fairness rather than for performance. The three-stage division </w:t>
+      </w:r>
+      <m:oMath>
+        <m:r>
+          <w:rPr>
+            <w:color w:val="C00000"/>
+          </w:rPr>
+          <m:rPr>
+            <m:sty m:val="p"/>
+          </m:rPr>
+          <m:t xml:space="preserve"/>
+        </m:r>
+        <m:r>
+          <w:rPr>
+            <w:color w:val="C00000"/>
+          </w:rPr>
+          <m:t xml:space="preserve">T</m:t>
+        </m:r>
+        <m:r>
+          <w:rPr>
+            <w:color w:val="C00000"/>
+          </w:rPr>
+          <m:rPr>
+            <m:sty m:val="p"/>
+          </m:rPr>
+          <m:t xml:space="preserve">/</m:t>
+        </m:r>
+        <m:r>
+          <w:rPr>
+            <w:color w:val="C00000"/>
+          </w:rPr>
+          <m:rPr>
+            <m:sty m:val="p"/>
+          </m:rPr>
+          <m:t xml:space="preserve">3</m:t>
+        </m:r>
+        <m:r>
+          <w:rPr>
+            <w:color w:val="C00000"/>
+          </w:rPr>
+          <m:rPr>
+            <m:sty m:val="p"/>
+          </m:rPr>
+          <m:t xml:space="preserve">, </m:t>
+        </m:r>
+        <m:r>
+          <w:rPr>
+            <w:color w:val="C00000"/>
+          </w:rPr>
+          <m:rPr>
+            <m:sty m:val="p"/>
+          </m:rPr>
+          <m:t xml:space="preserve">2</m:t>
+        </m:r>
+        <m:r>
+          <w:rPr>
+            <w:color w:val="C00000"/>
+          </w:rPr>
+          <m:t xml:space="preserve">T</m:t>
+        </m:r>
+        <m:r>
+          <w:rPr>
+            <w:color w:val="C00000"/>
+          </w:rPr>
+          <m:rPr>
+            <m:sty m:val="p"/>
+          </m:rPr>
+          <m:t xml:space="preserve">/</m:t>
+        </m:r>
+        <m:r>
+          <w:rPr>
+            <w:color w:val="C00000"/>
+          </w:rPr>
+          <m:rPr>
+            <m:sty m:val="p"/>
+          </m:rPr>
+          <m:t xml:space="preserve">3</m:t>
+        </m:r>
+      </m:oMath>
+      <w:r>
+        <w:rPr>
+          <w:rFonts w:ascii="Times New Roman" w:hAnsi="Times New Roman"/>
+          <w:b w:val="0"/>
+          <w:i w:val="0"/>
+          <w:color w:val="C00000"/>
+          <w:sz w:val="21"/>
+        </w:rPr>
+        <w:t xml:space="preserve"> is inherited unchanged from SBOA [51] and is part of the base algorithm rather than of our contribution; we kept it so that the ablation in Section 4.3 measures our operators and not a re-tuning of SBOA.</w:t>
       </w:r>
     </w:p>
     <w:p>
@@ -683,7 +2183,37 @@
           <w:color w:val="C00000"/>
           <w:sz w:val="21"/>
         </w:rPr>
-        <w:t>On problem dependence: the revised limitations section notes that the framework adds three parameters to those of SBOA and that this increases the tuning burden, and it recommends a self-adaptive scheme in which p_m and the LOBL ratio respond to a measured diversity statistic as the natural next step.</w:t>
+        <w:t xml:space="preserve">On problem dependence: the revised limitations section notes that the framework adds three parameters to those of SBOA and that this increases the tuning burden, and it recommends a self-adaptive scheme in which </w:t>
+      </w:r>
+      <m:oMath>
+        <m:sSub>
+          <m:e>
+            <m:r>
+              <w:rPr>
+                <w:color w:val="C00000"/>
+              </w:rPr>
+              <m:t xml:space="preserve">p</m:t>
+            </m:r>
+          </m:e>
+          <m:sub>
+            <m:r>
+              <w:rPr>
+                <w:color w:val="C00000"/>
+              </w:rPr>
+              <m:t xml:space="preserve">m</m:t>
+            </m:r>
+          </m:sub>
+        </m:sSub>
+      </m:oMath>
+      <w:r>
+        <w:rPr>
+          <w:rFonts w:ascii="Times New Roman" w:hAnsi="Times New Roman"/>
+          <w:b w:val="0"/>
+          <w:i w:val="0"/>
+          <w:color w:val="C00000"/>
+          <w:sz w:val="21"/>
+        </w:rPr>
+        <w:t xml:space="preserve"> and the LOBL ratio respond to a measured diversity statistic as the natural next step.</w:t>
       </w:r>
     </w:p>
     <w:p>
@@ -757,7 +2287,7 @@
           <w:color w:val="C00000"/>
           <w:sz w:val="21"/>
         </w:rPr>
-        <w:t>On the first two points we answer plainly: the weights are not universal, and they were not independently validated on the eight problems of Table 17. They follow the relative importance Ngo et al. [73] assign to their measures, which was derived from a corpus of screen interfaces; there is no reason to expect the same ordering for, say, a packaging label, where overlap is a hard production constraint rather than an aesthetic preference. The revised text says so: "They are not universal constants ... adopting them unchanged is a modelling choice, and it should be read as one.".</w:t>
+        <w:t>On the first two points we answer plainly: the weights are not universal, and they were not independently validated on the eight problems of Table 18. They follow the relative importance Ngo et al. [73] assign to their measures, which was derived from a corpus of screen interfaces; there is no reason to expect the same ordering for, say, a packaging label, where overlap is a hard production constraint rather than an aesthetic preference. The revised text says so: "They are not universal constants ... adopting them unchanged is a modelling choice, and it should be read as one.".</w:t>
       </w:r>
     </w:p>
     <w:p>
@@ -772,7 +2302,25 @@
           <w:color w:val="C00000"/>
           <w:sz w:val="21"/>
         </w:rPr>
-        <w:t>On sensitivity, we have re-optimized all eight problems under five weight configurations - the Ngo-based setting W0, equal weights, and three configurations that each promote one term - and report the outcome in new Table 19, together with Kendall's tau between the algorithm ordering under each configuration and under W0. The Kendall rank correlations against W0 are 1.000, 1.000, 0.667, 1.000, 1.000, and the highest score is obtained by LSHADE under every configuration; the absolute scores shift with the weights, as they must, but the ordering of the algorithms does not, which is what your comment asks about.</w:t>
+        <w:t xml:space="preserve">On sensitivity, we have re-optimized all eight problems under five weight configurations - the Ngo-based setting W0, equal weights, and three configurations that each promote one term - and report the outcome in new Table 20, together with Kendall's </w:t>
+      </w:r>
+      <m:oMath>
+        <m:r>
+          <w:rPr>
+            <w:color w:val="C00000"/>
+          </w:rPr>
+          <m:t xml:space="preserve">τ</m:t>
+        </m:r>
+      </m:oMath>
+      <w:r>
+        <w:rPr>
+          <w:rFonts w:ascii="Times New Roman" w:hAnsi="Times New Roman"/>
+          <w:b w:val="0"/>
+          <w:i w:val="0"/>
+          <w:color w:val="C00000"/>
+          <w:sz w:val="21"/>
+        </w:rPr>
+        <w:t xml:space="preserve"> between the algorithm ordering under each configuration and under W0. The Kendall rank correlations against W0 are 1.000, 1.000, 0.667, 1.000, 1.000, and the highest score is obtained by LSHADE under every configuration; the absolute scores shift with the weights, as they must, but the ordering of the algorithms does not, which is what your comment asks about.</w:t>
       </w:r>
     </w:p>
     <w:p>
@@ -846,7 +2394,37 @@
           <w:color w:val="C00000"/>
           <w:sz w:val="21"/>
         </w:rPr>
-        <w:t>Inherited: empirical parameter determination is a property of SBOA and of the family generally. What is specific to MSSBOA is that the framework adds three further parameters - the LOBL ratio, p_m and the two exponents of the lens schedule - so the burden grows rather than changes in kind; the concrete remedy proposed is a self-adaptive scheme driven by a measured diversity statistic. Partly inherited: the weakening at high dimension, but Section 4.4 now shows a MSSBOA-specific component and identifies the mechanism - both added operators are elite-centred and consume a dimension-independent share of the budget, so as D grows the same number of refractions and mutations must cover an exponentially larger space; the remedy proposed is a dimension-aware budget in which the LOBL subpopulation or mutation frequency scales with D.</w:t>
+        <w:t xml:space="preserve">Inherited: empirical parameter determination is a property of SBOA and of the family generally. What is specific to MSSBOA is that the framework adds three further parameters - the LOBL ratio, </w:t>
+      </w:r>
+      <m:oMath>
+        <m:sSub>
+          <m:e>
+            <m:r>
+              <w:rPr>
+                <w:color w:val="C00000"/>
+              </w:rPr>
+              <m:t xml:space="preserve">p</m:t>
+            </m:r>
+          </m:e>
+          <m:sub>
+            <m:r>
+              <w:rPr>
+                <w:color w:val="C00000"/>
+              </w:rPr>
+              <m:t xml:space="preserve">m</m:t>
+            </m:r>
+          </m:sub>
+        </m:sSub>
+      </m:oMath>
+      <w:r>
+        <w:rPr>
+          <w:rFonts w:ascii="Times New Roman" w:hAnsi="Times New Roman"/>
+          <w:b w:val="0"/>
+          <w:i w:val="0"/>
+          <w:color w:val="C00000"/>
+          <w:sz w:val="21"/>
+        </w:rPr>
+        <w:t xml:space="preserve"> and the two exponents of the lens schedule - so the burden grows rather than changes in kind; the concrete remedy proposed is a self-adaptive scheme driven by a measured diversity statistic. Partly inherited: the weakening at high dimension, but Section 4.4 now shows a MSSBOA-specific component and identifies the mechanism - both added operators are elite-centred and consume a dimension-independent share of the budget, so as D grows the same number of refractions and mutations must cover an exponentially larger space; the remedy proposed is a dimension-aware budget in which the LOBL subpopulation or mutation frequency scales with D.</w:t>
       </w:r>
     </w:p>
     <w:p>
@@ -1171,7 +2749,151 @@
           <w:color w:val="C00000"/>
           <w:sz w:val="21"/>
         </w:rPr>
-        <w:t>Agree that 12 dimensions is too small to support a claim of practical applicability, and we have run the experiment rather than argue the point. A new Section 5.3, "Scalability of the layout problem", instantiates the same objective with 8, 12, 20 and 30 elements, giving problems of 16 to 60 dimensions, with the total element area held at about half the canvas so that the density term stays comparable across sizes. New Table 20 reports the mean aesthetic score of MSSBOA and five comparison algorithms at each size. Over 30 independent runs per setting the mean aesthetic score of MSSBOA is 8 (D = 16): 92.20 (rank 3 of 6); 12 (D = 24): 92.91 (rank 2 of 6); 20 (D = 40): 89.03 (rank 2 of 6); 30 (D = 60): 86.15 (rank 2 of 6). The score does not collapse as the problem grows, so the formulation and the optimizer both handle layouts of the size you ask about.</w:t>
+        <w:t>Agree that 12 dimensions is too small to support a claim of practical applicability, and we have run the experiment rather than argue the point. A new Section 5.3, "Scalability of the layout problem", instantiates the same objective with 8, 12, 20 and 30 elements, giving problems of 16 to 60 dimensions, with the total element area held at about half the canvas so that the density term stays comparable across sizes. New Table 21 reports the mean aesthetic score of MSSBOA and five comparison algorithms at each size. Over 30 independent runs per setting the mean aesthetic score of MSSBOA is 8 (</w:t>
+      </w:r>
+      <m:oMath>
+        <m:r>
+          <w:rPr>
+            <w:color w:val="C00000"/>
+          </w:rPr>
+          <m:t xml:space="preserve">D</m:t>
+        </m:r>
+        <m:r>
+          <w:rPr>
+            <w:color w:val="C00000"/>
+          </w:rPr>
+          <m:rPr>
+            <m:sty m:val="p"/>
+          </m:rPr>
+          <m:t xml:space="preserve"> = </m:t>
+        </m:r>
+        <m:r>
+          <w:rPr>
+            <w:color w:val="C00000"/>
+          </w:rPr>
+          <m:rPr>
+            <m:sty m:val="p"/>
+          </m:rPr>
+          <m:t xml:space="preserve">16</m:t>
+        </m:r>
+      </m:oMath>
+      <w:r>
+        <w:rPr>
+          <w:rFonts w:ascii="Times New Roman" w:hAnsi="Times New Roman"/>
+          <w:b w:val="0"/>
+          <w:i w:val="0"/>
+          <w:color w:val="C00000"/>
+          <w:sz w:val="21"/>
+        </w:rPr>
+        <w:t>): 92.20 ± 1.21 (rank 3 of six); 12 (</w:t>
+      </w:r>
+      <m:oMath>
+        <m:r>
+          <w:rPr>
+            <w:color w:val="C00000"/>
+          </w:rPr>
+          <m:t xml:space="preserve">D</m:t>
+        </m:r>
+        <m:r>
+          <w:rPr>
+            <w:color w:val="C00000"/>
+          </w:rPr>
+          <m:rPr>
+            <m:sty m:val="p"/>
+          </m:rPr>
+          <m:t xml:space="preserve"> = </m:t>
+        </m:r>
+        <m:r>
+          <w:rPr>
+            <w:color w:val="C00000"/>
+          </w:rPr>
+          <m:rPr>
+            <m:sty m:val="p"/>
+          </m:rPr>
+          <m:t xml:space="preserve">24</m:t>
+        </m:r>
+      </m:oMath>
+      <w:r>
+        <w:rPr>
+          <w:rFonts w:ascii="Times New Roman" w:hAnsi="Times New Roman"/>
+          <w:b w:val="0"/>
+          <w:i w:val="0"/>
+          <w:color w:val="C00000"/>
+          <w:sz w:val="21"/>
+        </w:rPr>
+        <w:t>): 92.91 ± 0.84 (rank 2 of six); 20 (</w:t>
+      </w:r>
+      <m:oMath>
+        <m:r>
+          <w:rPr>
+            <w:color w:val="C00000"/>
+          </w:rPr>
+          <m:t xml:space="preserve">D</m:t>
+        </m:r>
+        <m:r>
+          <w:rPr>
+            <w:color w:val="C00000"/>
+          </w:rPr>
+          <m:rPr>
+            <m:sty m:val="p"/>
+          </m:rPr>
+          <m:t xml:space="preserve"> = </m:t>
+        </m:r>
+        <m:r>
+          <w:rPr>
+            <w:color w:val="C00000"/>
+          </w:rPr>
+          <m:rPr>
+            <m:sty m:val="p"/>
+          </m:rPr>
+          <m:t xml:space="preserve">40</m:t>
+        </m:r>
+      </m:oMath>
+      <w:r>
+        <w:rPr>
+          <w:rFonts w:ascii="Times New Roman" w:hAnsi="Times New Roman"/>
+          <w:b w:val="0"/>
+          <w:i w:val="0"/>
+          <w:color w:val="C00000"/>
+          <w:sz w:val="21"/>
+        </w:rPr>
+        <w:t>): 89.03 ± 0.62 (rank 2 of six); 30 (</w:t>
+      </w:r>
+      <m:oMath>
+        <m:r>
+          <w:rPr>
+            <w:color w:val="C00000"/>
+          </w:rPr>
+          <m:t xml:space="preserve">D</m:t>
+        </m:r>
+        <m:r>
+          <w:rPr>
+            <w:color w:val="C00000"/>
+          </w:rPr>
+          <m:rPr>
+            <m:sty m:val="p"/>
+          </m:rPr>
+          <m:t xml:space="preserve"> = </m:t>
+        </m:r>
+        <m:r>
+          <w:rPr>
+            <w:color w:val="C00000"/>
+          </w:rPr>
+          <m:rPr>
+            <m:sty m:val="p"/>
+          </m:rPr>
+          <m:t xml:space="preserve">60</m:t>
+        </m:r>
+      </m:oMath>
+      <w:r>
+        <w:rPr>
+          <w:rFonts w:ascii="Times New Roman" w:hAnsi="Times New Roman"/>
+          <w:b w:val="0"/>
+          <w:i w:val="0"/>
+          <w:color w:val="C00000"/>
+          <w:sz w:val="21"/>
+        </w:rPr>
+        <w:t xml:space="preserve">): 86.15 ± 0.74 (rank 2 of six). The score does not collapse as the problem grows, so the formulation and the optimizer both handle layouts of the size you ask about.</w:t>
       </w:r>
     </w:p>
     <w:p>
